--- a/editable_docx/06_Ходатайство_об_экспертизе_резерв.docx
+++ b/editable_docx/06_Ходатайство_об_экспертизе_резерв.docx
@@ -989,7 +989,47 @@
           <w:color w:val="000000"/>
           <w:sz w:val="22"/>
         </w:rPr>
-        <w:t>Какова стоимость восстановительного ремонта только тех повреждений, происхождение которых от ДТП 29.10.2023 эксперт признал технически подтверждённым, по состоянию на дату, определённую судом для расчёта размера ущерба?</w:t>
+        <w:t>Какова действительная рыночная стоимость восстановления только технически подтверждённых повреждений без учёта износа на дату, определённую судом для расчёта размера ущерба?</w:t>
+      </w:r>
+    </w:p>
+    <w:p>
+      <w:pPr>
+        <w:spacing w:after="40"/>
+        <w:ind w:left="567" w:hanging="283"/>
+        <w:jc w:val="both"/>
+      </w:pPr>
+      <w:r>
+        <w:rPr>
+          <w:rFonts w:ascii="Times New Roman" w:hAnsi="Times New Roman" w:cs="Times New Roman" w:eastAsia="Times New Roman"/>
+          <w:color w:val="000000"/>
+          <w:sz w:val="22"/>
+        </w:rPr>
+        <w:t xml:space="preserve">18. </w:t>
+      </w:r>
+      <w:r>
+        <w:rPr>
+          <w:rFonts w:ascii="Times New Roman" w:hAnsi="Times New Roman" w:cs="Times New Roman" w:eastAsia="Times New Roman"/>
+          <w:b w:val="0"/>
+          <w:i w:val="0"/>
+          <w:color w:val="000000"/>
+          <w:sz w:val="22"/>
+        </w:rPr>
+        <w:t>Каков надлежащий размер страхового возмещения по ОСАГО применительно к тем же технически подтверждённым повреждениям по правилам, подлежащим применению к ДТП 29.10.2023?</w:t>
+      </w:r>
+    </w:p>
+    <w:p>
+      <w:pPr>
+        <w:ind w:firstLine="709"/>
+      </w:pPr>
+      <w:r>
+        <w:rPr>
+          <w:rFonts w:ascii="Times New Roman" w:hAnsi="Times New Roman" w:cs="Times New Roman" w:eastAsia="Times New Roman"/>
+          <w:b w:val="0"/>
+          <w:i w:val="0"/>
+          <w:color w:val="000000"/>
+          <w:sz w:val="22"/>
+        </w:rPr>
+        <w:t>Стоимость деликтного ущерба и надлежащее возмещение по Единой методике ОСАГО определяются раздельно.</w:t>
       </w:r>
     </w:p>
     <w:p>

--- a/editable_docx/06_Ходатайство_об_экспертизе_резерв.docx
+++ b/editable_docx/06_Ходатайство_об_экспертизе_резерв.docx
@@ -5,67 +5,52 @@
     <w:p>
       <w:pPr>
         <w:pStyle w:val="Heading1"/>
-        <w:spacing w:before="0"/>
         <w:jc w:val="center"/>
       </w:pPr>
       <w:r>
         <w:rPr>
-          <w:rFonts w:ascii="Times New Roman" w:hAnsi="Times New Roman" w:cs="Times New Roman" w:eastAsia="Times New Roman"/>
+          <w:rFonts w:ascii="Times New Roman" w:hAnsi="Times New Roman" w:eastAsia="Times New Roman"/>
           <w:b/>
-          <w:i w:val="0"/>
           <w:color w:val="000000"/>
-          <w:sz w:val="23"/>
         </w:rPr>
         <w:t>В Тимирязевский районный суд г. Москвы</w:t>
       </w:r>
     </w:p>
     <w:p>
       <w:pPr>
-        <w:spacing w:before="120"/>
-        <w:ind w:firstLine="0"/>
-        <w:jc w:val="left"/>
+        <w:widowControl/>
+        <w:jc w:val="both"/>
       </w:pPr>
       <w:r>
         <w:rPr>
-          <w:rFonts w:ascii="Times New Roman" w:hAnsi="Times New Roman" w:cs="Times New Roman" w:eastAsia="Times New Roman"/>
+          <w:rFonts w:ascii="Times New Roman" w:hAnsi="Times New Roman" w:eastAsia="Times New Roman"/>
           <w:b/>
-          <w:i w:val="0"/>
-          <w:color w:val="000000"/>
-          <w:sz w:val="22"/>
         </w:rPr>
         <w:t>Дело № 02-5004/2026</w:t>
       </w:r>
     </w:p>
     <w:p>
       <w:pPr>
-        <w:spacing w:after="40"/>
-        <w:ind w:firstLine="0"/>
-        <w:jc w:val="left"/>
+        <w:widowControl/>
+        <w:jc w:val="both"/>
       </w:pPr>
       <w:r>
         <w:rPr>
-          <w:rFonts w:ascii="Times New Roman" w:hAnsi="Times New Roman" w:cs="Times New Roman" w:eastAsia="Times New Roman"/>
-          <w:b/>
-          <w:i w:val="0"/>
-          <w:color w:val="000000"/>
-          <w:sz w:val="22"/>
+          <w:rFonts w:ascii="Times New Roman" w:hAnsi="Times New Roman" w:eastAsia="Times New Roman"/>
+          <w:b w:val="0"/>
         </w:rPr>
         <w:t>Истец: ООО «ВИГОРАВТО»</w:t>
       </w:r>
     </w:p>
     <w:p>
       <w:pPr>
-        <w:spacing w:after="40"/>
-        <w:ind w:firstLine="0"/>
-        <w:jc w:val="left"/>
+        <w:widowControl/>
+        <w:jc w:val="both"/>
       </w:pPr>
       <w:r>
         <w:rPr>
-          <w:rFonts w:ascii="Times New Roman" w:hAnsi="Times New Roman" w:cs="Times New Roman" w:eastAsia="Times New Roman"/>
-          <w:b/>
-          <w:i w:val="0"/>
-          <w:color w:val="000000"/>
-          <w:sz w:val="22"/>
+          <w:rFonts w:ascii="Times New Roman" w:hAnsi="Times New Roman" w:eastAsia="Times New Roman"/>
+          <w:b w:val="0"/>
         </w:rPr>
         <w:t>Ответчик: Димитриева Марина Владимировна</w:t>
       </w:r>
@@ -73,216 +58,148 @@
     <w:p>
       <w:pPr>
         <w:pStyle w:val="Title"/>
-        <w:spacing w:before="200"/>
         <w:jc w:val="center"/>
       </w:pPr>
       <w:r>
         <w:rPr>
-          <w:rFonts w:ascii="Times New Roman" w:hAnsi="Times New Roman" w:cs="Times New Roman" w:eastAsia="Times New Roman"/>
+          <w:rFonts w:ascii="Times New Roman" w:hAnsi="Times New Roman" w:eastAsia="Times New Roman"/>
           <w:b/>
-          <w:i w:val="0"/>
           <w:color w:val="000000"/>
-          <w:sz w:val="30"/>
         </w:rPr>
         <w:t>ХОДАТАЙСТВО</w:t>
       </w:r>
     </w:p>
     <w:p>
       <w:pPr>
-        <w:ind w:firstLine="709"/>
+        <w:widowControl/>
+        <w:jc w:val="both"/>
       </w:pPr>
       <w:r>
         <w:rPr>
-          <w:rFonts w:ascii="Times New Roman" w:hAnsi="Times New Roman" w:cs="Times New Roman" w:eastAsia="Times New Roman"/>
+          <w:rFonts w:ascii="Times New Roman" w:hAnsi="Times New Roman" w:eastAsia="Times New Roman"/>
           <w:b w:val="0"/>
-          <w:i w:val="0"/>
-          <w:color w:val="000000"/>
-          <w:sz w:val="22"/>
         </w:rPr>
         <w:t>о назначении судебной автотехнической и автотовароведческой экспертизы</w:t>
       </w:r>
     </w:p>
     <w:p>
       <w:pPr>
-        <w:ind w:firstLine="709"/>
+        <w:widowControl/>
+        <w:jc w:val="both"/>
       </w:pPr>
       <w:r>
         <w:rPr>
-          <w:rFonts w:ascii="Times New Roman" w:hAnsi="Times New Roman" w:cs="Times New Roman" w:eastAsia="Times New Roman"/>
+          <w:rFonts w:ascii="Times New Roman" w:hAnsi="Times New Roman" w:eastAsia="Times New Roman"/>
           <w:b w:val="0"/>
-          <w:i w:val="0"/>
-          <w:color w:val="000000"/>
-          <w:sz w:val="22"/>
         </w:rPr>
         <w:t>Настоящее ходатайство является резервным и не заявляется первым.</w:t>
       </w:r>
     </w:p>
     <w:p>
       <w:pPr>
-        <w:ind w:firstLine="709"/>
+        <w:widowControl/>
+        <w:jc w:val="both"/>
       </w:pPr>
       <w:r>
         <w:rPr>
-          <w:rFonts w:ascii="Times New Roman" w:hAnsi="Times New Roman" w:cs="Times New Roman" w:eastAsia="Times New Roman"/>
+          <w:rFonts w:ascii="Times New Roman" w:hAnsi="Times New Roman" w:eastAsia="Times New Roman"/>
           <w:b w:val="0"/>
-          <w:i w:val="0"/>
-          <w:color w:val="000000"/>
-          <w:sz w:val="22"/>
         </w:rPr>
         <w:t>Просим разрешать вопрос о назначении экспертизы только после:</w:t>
       </w:r>
     </w:p>
     <w:p>
       <w:pPr>
-        <w:spacing w:after="40"/>
-        <w:ind w:left="510" w:hanging="227"/>
+        <w:widowControl/>
+        <w:ind w:left="317" w:hanging="230"/>
         <w:jc w:val="both"/>
       </w:pPr>
       <w:r>
         <w:rPr>
-          <w:rFonts w:ascii="Times New Roman" w:hAnsi="Times New Roman" w:cs="Times New Roman" w:eastAsia="Times New Roman"/>
-          <w:color w:val="000000"/>
-          <w:sz w:val="22"/>
+          <w:rFonts w:ascii="Times New Roman" w:hAnsi="Times New Roman" w:eastAsia="Times New Roman"/>
+          <w:b w:val="0"/>
         </w:rPr>
-        <w:t xml:space="preserve">• </w:t>
-      </w:r>
-      <w:r>
-        <w:rPr>
-          <w:rFonts w:ascii="Times New Roman" w:hAnsi="Times New Roman" w:cs="Times New Roman" w:eastAsia="Times New Roman"/>
-          <w:b w:val="0"/>
-          <w:i w:val="0"/>
-          <w:color w:val="000000"/>
-          <w:sz w:val="22"/>
-        </w:rPr>
-        <w:t>истребования первичных фотографий и документов дефектовки;</w:t>
+        <w:t>• истребования первичных фотографий и документов дефектовки;</w:t>
       </w:r>
     </w:p>
     <w:p>
       <w:pPr>
-        <w:spacing w:after="40"/>
-        <w:ind w:left="510" w:hanging="227"/>
+        <w:widowControl/>
+        <w:ind w:left="317" w:hanging="230"/>
         <w:jc w:val="both"/>
       </w:pPr>
       <w:r>
         <w:rPr>
-          <w:rFonts w:ascii="Times New Roman" w:hAnsi="Times New Roman" w:cs="Times New Roman" w:eastAsia="Times New Roman"/>
-          <w:color w:val="000000"/>
-          <w:sz w:val="22"/>
+          <w:rFonts w:ascii="Times New Roman" w:hAnsi="Times New Roman" w:eastAsia="Times New Roman"/>
+          <w:b w:val="0"/>
         </w:rPr>
-        <w:t xml:space="preserve">• </w:t>
-      </w:r>
-      <w:r>
-        <w:rPr>
-          <w:rFonts w:ascii="Times New Roman" w:hAnsi="Times New Roman" w:cs="Times New Roman" w:eastAsia="Times New Roman"/>
-          <w:b w:val="0"/>
-          <w:i w:val="0"/>
-          <w:color w:val="000000"/>
-          <w:sz w:val="22"/>
-        </w:rPr>
-        <w:t>получения страховых дел КАСКО и ОСАГО;</w:t>
+        <w:t>• получения страховых дел КАСКО и ОСАГО;</w:t>
       </w:r>
     </w:p>
     <w:p>
       <w:pPr>
-        <w:spacing w:after="40"/>
-        <w:ind w:left="510" w:hanging="227"/>
+        <w:widowControl/>
+        <w:ind w:left="317" w:hanging="230"/>
         <w:jc w:val="both"/>
       </w:pPr>
       <w:r>
         <w:rPr>
-          <w:rFonts w:ascii="Times New Roman" w:hAnsi="Times New Roman" w:cs="Times New Roman" w:eastAsia="Times New Roman"/>
-          <w:color w:val="000000"/>
-          <w:sz w:val="22"/>
+          <w:rFonts w:ascii="Times New Roman" w:hAnsi="Times New Roman" w:eastAsia="Times New Roman"/>
+          <w:b w:val="0"/>
         </w:rPr>
-        <w:t xml:space="preserve">• </w:t>
-      </w:r>
-      <w:r>
-        <w:rPr>
-          <w:rFonts w:ascii="Times New Roman" w:hAnsi="Times New Roman" w:cs="Times New Roman" w:eastAsia="Times New Roman"/>
-          <w:b w:val="0"/>
-          <w:i w:val="0"/>
-          <w:color w:val="000000"/>
-          <w:sz w:val="22"/>
-        </w:rPr>
-        <w:t>получения сведений об иных ДТП и страховых событиях;</w:t>
+        <w:t>• получения сведений об иных ДТП и страховых событиях;</w:t>
       </w:r>
     </w:p>
     <w:p>
       <w:pPr>
-        <w:spacing w:after="40"/>
-        <w:ind w:left="510" w:hanging="227"/>
+        <w:widowControl/>
+        <w:ind w:left="317" w:hanging="230"/>
         <w:jc w:val="both"/>
       </w:pPr>
       <w:r>
         <w:rPr>
-          <w:rFonts w:ascii="Times New Roman" w:hAnsi="Times New Roman" w:cs="Times New Roman" w:eastAsia="Times New Roman"/>
-          <w:color w:val="000000"/>
-          <w:sz w:val="22"/>
+          <w:rFonts w:ascii="Times New Roman" w:hAnsi="Times New Roman" w:eastAsia="Times New Roman"/>
+          <w:b w:val="0"/>
         </w:rPr>
-        <w:t xml:space="preserve">• </w:t>
-      </w:r>
-      <w:r>
-        <w:rPr>
-          <w:rFonts w:ascii="Times New Roman" w:hAnsi="Times New Roman" w:cs="Times New Roman" w:eastAsia="Times New Roman"/>
-          <w:b w:val="0"/>
-          <w:i w:val="0"/>
-          <w:color w:val="000000"/>
-          <w:sz w:val="22"/>
-        </w:rPr>
-        <w:t>вызова лица, проводившего осмотр 30.10.2023;</w:t>
+        <w:t>• вызова лица, проводившего осмотр 30.10.2023;</w:t>
       </w:r>
     </w:p>
     <w:p>
       <w:pPr>
-        <w:spacing w:after="40"/>
-        <w:ind w:left="510" w:hanging="227"/>
+        <w:widowControl/>
+        <w:ind w:left="317" w:hanging="230"/>
         <w:jc w:val="both"/>
       </w:pPr>
       <w:r>
         <w:rPr>
-          <w:rFonts w:ascii="Times New Roman" w:hAnsi="Times New Roman" w:cs="Times New Roman" w:eastAsia="Times New Roman"/>
-          <w:color w:val="000000"/>
-          <w:sz w:val="22"/>
+          <w:rFonts w:ascii="Times New Roman" w:hAnsi="Times New Roman" w:eastAsia="Times New Roman"/>
+          <w:b w:val="0"/>
         </w:rPr>
-        <w:t xml:space="preserve">• </w:t>
-      </w:r>
-      <w:r>
-        <w:rPr>
-          <w:rFonts w:ascii="Times New Roman" w:hAnsi="Times New Roman" w:cs="Times New Roman" w:eastAsia="Times New Roman"/>
-          <w:b w:val="0"/>
-          <w:i w:val="0"/>
-          <w:color w:val="000000"/>
-          <w:sz w:val="22"/>
-        </w:rPr>
-        <w:t>вызова Левинского Н.К., подготовившего заключение 07.08.2026.</w:t>
+        <w:t>• вызова лица, непосредственно подготовившего и подписавшего заключение 07.08.2026, и установления договорной и фактической роли Левинского Н.К.</w:t>
       </w:r>
     </w:p>
     <w:p>
       <w:pPr>
-        <w:ind w:firstLine="709"/>
+        <w:widowControl/>
+        <w:jc w:val="both"/>
       </w:pPr>
       <w:r>
         <w:rPr>
-          <w:rFonts w:ascii="Times New Roman" w:hAnsi="Times New Roman" w:cs="Times New Roman" w:eastAsia="Times New Roman"/>
+          <w:rFonts w:ascii="Times New Roman" w:hAnsi="Times New Roman" w:eastAsia="Times New Roman"/>
           <w:b w:val="0"/>
-          <w:i w:val="0"/>
-          <w:color w:val="000000"/>
-          <w:sz w:val="22"/>
         </w:rPr>
         <w:t>Если после исследования этих материалов технические противоречия не будут устранены, просим назначить комплексную судебную автотехническую и автотовароведческую экспертизу.</w:t>
       </w:r>
     </w:p>
     <w:p>
       <w:pPr>
-        <w:ind w:firstLine="709"/>
+        <w:widowControl/>
+        <w:jc w:val="both"/>
       </w:pPr>
       <w:r>
         <w:rPr>
-          <w:rFonts w:ascii="Times New Roman" w:hAnsi="Times New Roman" w:cs="Times New Roman" w:eastAsia="Times New Roman"/>
+          <w:rFonts w:ascii="Times New Roman" w:hAnsi="Times New Roman" w:eastAsia="Times New Roman"/>
           <w:b w:val="0"/>
-          <w:i w:val="0"/>
-          <w:color w:val="000000"/>
-          <w:sz w:val="22"/>
         </w:rPr>
         <w:t>Ответчик не утверждает, что спорные повреждения возникли в другом ДТП. История иных ДТП и страховых событий предлагается эксперту как исходный материал для проверки наличия либо отсутствия иных повреждающих событий и причинной связи каждой из десяти позиций.</w:t>
       </w:r>
@@ -290,744 +207,431 @@
     <w:p>
       <w:pPr>
         <w:pStyle w:val="Heading2"/>
+        <w:jc w:val="left"/>
       </w:pPr>
       <w:r>
         <w:rPr>
-          <w:rFonts w:ascii="Times New Roman" w:hAnsi="Times New Roman" w:cs="Times New Roman" w:eastAsia="Times New Roman"/>
+          <w:rFonts w:ascii="Times New Roman" w:hAnsi="Times New Roman" w:eastAsia="Times New Roman"/>
           <w:b/>
-          <w:i w:val="0"/>
           <w:color w:val="000000"/>
-          <w:sz w:val="25"/>
         </w:rPr>
         <w:t>Вопросы эксперту</w:t>
       </w:r>
     </w:p>
     <w:p>
       <w:pPr>
-        <w:spacing w:after="40"/>
-        <w:ind w:left="567" w:hanging="283"/>
+        <w:widowControl/>
+        <w:ind w:left="346" w:hanging="259"/>
         <w:jc w:val="both"/>
       </w:pPr>
       <w:r>
         <w:rPr>
-          <w:rFonts w:ascii="Times New Roman" w:hAnsi="Times New Roman" w:cs="Times New Roman" w:eastAsia="Times New Roman"/>
-          <w:color w:val="000000"/>
-          <w:sz w:val="22"/>
+          <w:rFonts w:ascii="Times New Roman" w:hAnsi="Times New Roman" w:eastAsia="Times New Roman"/>
+          <w:b w:val="0"/>
         </w:rPr>
-        <w:t xml:space="preserve">1. </w:t>
-      </w:r>
-      <w:r>
-        <w:rPr>
-          <w:rFonts w:ascii="Times New Roman" w:hAnsi="Times New Roman" w:cs="Times New Roman" w:eastAsia="Times New Roman"/>
-          <w:b w:val="0"/>
-          <w:i w:val="0"/>
-          <w:color w:val="000000"/>
-          <w:sz w:val="22"/>
-        </w:rPr>
-        <w:t>Соответствует ли механизму ДТП 29.10.2023 образование каждой из десяти позиций, указанных в акте осмотра от 30.10.2023?</w:t>
+        <w:t>1. Соответствует ли механизму ДТП 29.10.2023 образование каждой из десяти позиций, указанных в акте осмотра от 30.10.2023?</w:t>
       </w:r>
     </w:p>
     <w:p>
       <w:pPr>
-        <w:ind w:firstLine="709"/>
+        <w:widowControl/>
+        <w:jc w:val="both"/>
       </w:pPr>
       <w:r>
         <w:rPr>
-          <w:rFonts w:ascii="Times New Roman" w:hAnsi="Times New Roman" w:cs="Times New Roman" w:eastAsia="Times New Roman"/>
+          <w:rFonts w:ascii="Times New Roman" w:hAnsi="Times New Roman" w:eastAsia="Times New Roman"/>
           <w:b w:val="0"/>
-          <w:i w:val="0"/>
-          <w:color w:val="000000"/>
-          <w:sz w:val="22"/>
         </w:rPr>
         <w:t>Требуется ответ по каждой позиции отдельно:</w:t>
       </w:r>
     </w:p>
     <w:p>
       <w:pPr>
-        <w:spacing w:after="40"/>
-        <w:ind w:left="567" w:hanging="283"/>
+        <w:widowControl/>
+        <w:ind w:left="346" w:hanging="259"/>
         <w:jc w:val="both"/>
       </w:pPr>
       <w:r>
         <w:rPr>
-          <w:rFonts w:ascii="Times New Roman" w:hAnsi="Times New Roman" w:cs="Times New Roman" w:eastAsia="Times New Roman"/>
-          <w:color w:val="000000"/>
-          <w:sz w:val="22"/>
+          <w:rFonts w:ascii="Times New Roman" w:hAnsi="Times New Roman" w:eastAsia="Times New Roman"/>
+          <w:b w:val="0"/>
         </w:rPr>
-        <w:t xml:space="preserve">1. </w:t>
-      </w:r>
-      <w:r>
-        <w:rPr>
-          <w:rFonts w:ascii="Times New Roman" w:hAnsi="Times New Roman" w:cs="Times New Roman" w:eastAsia="Times New Roman"/>
-          <w:b w:val="0"/>
-          <w:i w:val="0"/>
-          <w:color w:val="000000"/>
-          <w:sz w:val="22"/>
-        </w:rPr>
-        <w:t>крышка багажника;</w:t>
+        <w:t>1. крышка багажника;</w:t>
       </w:r>
     </w:p>
     <w:p>
       <w:pPr>
-        <w:spacing w:after="40"/>
-        <w:ind w:left="567" w:hanging="283"/>
+        <w:widowControl/>
+        <w:ind w:left="346" w:hanging="259"/>
         <w:jc w:val="both"/>
       </w:pPr>
       <w:r>
         <w:rPr>
-          <w:rFonts w:ascii="Times New Roman" w:hAnsi="Times New Roman" w:cs="Times New Roman" w:eastAsia="Times New Roman"/>
-          <w:color w:val="000000"/>
-          <w:sz w:val="22"/>
+          <w:rFonts w:ascii="Times New Roman" w:hAnsi="Times New Roman" w:eastAsia="Times New Roman"/>
+          <w:b w:val="0"/>
         </w:rPr>
-        <w:t xml:space="preserve">2. </w:t>
-      </w:r>
-      <w:r>
-        <w:rPr>
-          <w:rFonts w:ascii="Times New Roman" w:hAnsi="Times New Roman" w:cs="Times New Roman" w:eastAsia="Times New Roman"/>
-          <w:b w:val="0"/>
-          <w:i w:val="0"/>
-          <w:color w:val="000000"/>
-          <w:sz w:val="22"/>
-        </w:rPr>
-        <w:t>плёнка крышки багажника;</w:t>
+        <w:t>2. плёнка крышки багажника;</w:t>
       </w:r>
     </w:p>
     <w:p>
       <w:pPr>
-        <w:spacing w:after="40"/>
-        <w:ind w:left="567" w:hanging="283"/>
+        <w:widowControl/>
+        <w:ind w:left="346" w:hanging="259"/>
         <w:jc w:val="both"/>
       </w:pPr>
       <w:r>
         <w:rPr>
-          <w:rFonts w:ascii="Times New Roman" w:hAnsi="Times New Roman" w:cs="Times New Roman" w:eastAsia="Times New Roman"/>
-          <w:color w:val="000000"/>
-          <w:sz w:val="22"/>
+          <w:rFonts w:ascii="Times New Roman" w:hAnsi="Times New Roman" w:eastAsia="Times New Roman"/>
+          <w:b w:val="0"/>
         </w:rPr>
-        <w:t xml:space="preserve">3. </w:t>
-      </w:r>
-      <w:r>
-        <w:rPr>
-          <w:rFonts w:ascii="Times New Roman" w:hAnsi="Times New Roman" w:cs="Times New Roman" w:eastAsia="Times New Roman"/>
-          <w:b w:val="0"/>
-          <w:i w:val="0"/>
-          <w:color w:val="000000"/>
-          <w:sz w:val="22"/>
-        </w:rPr>
-        <w:t>обшивка замка крышки багажника;</w:t>
+        <w:t>3. обшивка замка крышки багажника;</w:t>
       </w:r>
     </w:p>
     <w:p>
       <w:pPr>
-        <w:spacing w:after="40"/>
-        <w:ind w:left="567" w:hanging="283"/>
+        <w:widowControl/>
+        <w:ind w:left="346" w:hanging="259"/>
         <w:jc w:val="both"/>
       </w:pPr>
       <w:r>
         <w:rPr>
-          <w:rFonts w:ascii="Times New Roman" w:hAnsi="Times New Roman" w:cs="Times New Roman" w:eastAsia="Times New Roman"/>
-          <w:color w:val="000000"/>
-          <w:sz w:val="22"/>
+          <w:rFonts w:ascii="Times New Roman" w:hAnsi="Times New Roman" w:eastAsia="Times New Roman"/>
+          <w:b w:val="0"/>
         </w:rPr>
-        <w:t xml:space="preserve">4. </w:t>
-      </w:r>
-      <w:r>
-        <w:rPr>
-          <w:rFonts w:ascii="Times New Roman" w:hAnsi="Times New Roman" w:cs="Times New Roman" w:eastAsia="Times New Roman"/>
-          <w:b w:val="0"/>
-          <w:i w:val="0"/>
-          <w:color w:val="000000"/>
-          <w:sz w:val="22"/>
-        </w:rPr>
-        <w:t>задний бампер;</w:t>
+        <w:t>4. задний бампер;</w:t>
       </w:r>
     </w:p>
     <w:p>
       <w:pPr>
-        <w:spacing w:after="40"/>
-        <w:ind w:left="567" w:hanging="283"/>
+        <w:widowControl/>
+        <w:ind w:left="346" w:hanging="259"/>
         <w:jc w:val="both"/>
       </w:pPr>
       <w:r>
         <w:rPr>
-          <w:rFonts w:ascii="Times New Roman" w:hAnsi="Times New Roman" w:cs="Times New Roman" w:eastAsia="Times New Roman"/>
-          <w:color w:val="000000"/>
-          <w:sz w:val="22"/>
+          <w:rFonts w:ascii="Times New Roman" w:hAnsi="Times New Roman" w:eastAsia="Times New Roman"/>
+          <w:b w:val="0"/>
         </w:rPr>
-        <w:t xml:space="preserve">5. </w:t>
-      </w:r>
-      <w:r>
-        <w:rPr>
-          <w:rFonts w:ascii="Times New Roman" w:hAnsi="Times New Roman" w:cs="Times New Roman" w:eastAsia="Times New Roman"/>
-          <w:b w:val="0"/>
-          <w:i w:val="0"/>
-          <w:color w:val="000000"/>
-          <w:sz w:val="22"/>
-        </w:rPr>
-        <w:t>плёнка заднего бампера;</w:t>
+        <w:t>5. плёнка заднего бампера;</w:t>
       </w:r>
     </w:p>
     <w:p>
       <w:pPr>
-        <w:spacing w:after="40"/>
-        <w:ind w:left="567" w:hanging="283"/>
+        <w:widowControl/>
+        <w:ind w:left="346" w:hanging="259"/>
         <w:jc w:val="both"/>
       </w:pPr>
       <w:r>
         <w:rPr>
-          <w:rFonts w:ascii="Times New Roman" w:hAnsi="Times New Roman" w:cs="Times New Roman" w:eastAsia="Times New Roman"/>
-          <w:color w:val="000000"/>
-          <w:sz w:val="22"/>
+          <w:rFonts w:ascii="Times New Roman" w:hAnsi="Times New Roman" w:eastAsia="Times New Roman"/>
+          <w:b w:val="0"/>
         </w:rPr>
-        <w:t xml:space="preserve">6. </w:t>
-      </w:r>
-      <w:r>
-        <w:rPr>
-          <w:rFonts w:ascii="Times New Roman" w:hAnsi="Times New Roman" w:cs="Times New Roman" w:eastAsia="Times New Roman"/>
-          <w:b w:val="0"/>
-          <w:i w:val="0"/>
-          <w:color w:val="000000"/>
-          <w:sz w:val="22"/>
-        </w:rPr>
-        <w:t>отражатель заднего бампера;</w:t>
+        <w:t>6. отражатель заднего бампера;</w:t>
       </w:r>
     </w:p>
     <w:p>
       <w:pPr>
-        <w:spacing w:after="40"/>
-        <w:ind w:left="567" w:hanging="283"/>
+        <w:widowControl/>
+        <w:ind w:left="346" w:hanging="259"/>
         <w:jc w:val="both"/>
       </w:pPr>
       <w:r>
         <w:rPr>
-          <w:rFonts w:ascii="Times New Roman" w:hAnsi="Times New Roman" w:cs="Times New Roman" w:eastAsia="Times New Roman"/>
-          <w:color w:val="000000"/>
-          <w:sz w:val="22"/>
+          <w:rFonts w:ascii="Times New Roman" w:hAnsi="Times New Roman" w:eastAsia="Times New Roman"/>
+          <w:b w:val="0"/>
         </w:rPr>
-        <w:t xml:space="preserve">7. </w:t>
-      </w:r>
-      <w:r>
-        <w:rPr>
-          <w:rFonts w:ascii="Times New Roman" w:hAnsi="Times New Roman" w:cs="Times New Roman" w:eastAsia="Times New Roman"/>
-          <w:b w:val="0"/>
-          <w:i w:val="0"/>
-          <w:color w:val="000000"/>
-          <w:sz w:val="22"/>
-        </w:rPr>
-        <w:t>крепление заднего бампера;</w:t>
+        <w:t>7. крепление заднего бампера;</w:t>
       </w:r>
     </w:p>
     <w:p>
       <w:pPr>
-        <w:spacing w:after="40"/>
-        <w:ind w:left="567" w:hanging="283"/>
+        <w:widowControl/>
+        <w:ind w:left="346" w:hanging="259"/>
         <w:jc w:val="both"/>
       </w:pPr>
       <w:r>
         <w:rPr>
-          <w:rFonts w:ascii="Times New Roman" w:hAnsi="Times New Roman" w:cs="Times New Roman" w:eastAsia="Times New Roman"/>
-          <w:color w:val="000000"/>
-          <w:sz w:val="22"/>
+          <w:rFonts w:ascii="Times New Roman" w:hAnsi="Times New Roman" w:eastAsia="Times New Roman"/>
+          <w:b w:val="0"/>
         </w:rPr>
-        <w:t xml:space="preserve">8. </w:t>
-      </w:r>
-      <w:r>
-        <w:rPr>
-          <w:rFonts w:ascii="Times New Roman" w:hAnsi="Times New Roman" w:cs="Times New Roman" w:eastAsia="Times New Roman"/>
-          <w:b w:val="0"/>
-          <w:i w:val="0"/>
-          <w:color w:val="000000"/>
-          <w:sz w:val="22"/>
-        </w:rPr>
-        <w:t>кронштейн заднего фонаря;</w:t>
+        <w:t>8. кронштейн заднего фонаря;</w:t>
       </w:r>
     </w:p>
     <w:p>
       <w:pPr>
-        <w:spacing w:after="40"/>
-        <w:ind w:left="567" w:hanging="283"/>
+        <w:widowControl/>
+        <w:ind w:left="346" w:hanging="259"/>
         <w:jc w:val="both"/>
       </w:pPr>
       <w:r>
         <w:rPr>
-          <w:rFonts w:ascii="Times New Roman" w:hAnsi="Times New Roman" w:cs="Times New Roman" w:eastAsia="Times New Roman"/>
-          <w:color w:val="000000"/>
-          <w:sz w:val="22"/>
+          <w:rFonts w:ascii="Times New Roman" w:hAnsi="Times New Roman" w:eastAsia="Times New Roman"/>
+          <w:b w:val="0"/>
         </w:rPr>
-        <w:t xml:space="preserve">9. </w:t>
-      </w:r>
-      <w:r>
-        <w:rPr>
-          <w:rFonts w:ascii="Times New Roman" w:hAnsi="Times New Roman" w:cs="Times New Roman" w:eastAsia="Times New Roman"/>
-          <w:b w:val="0"/>
-          <w:i w:val="0"/>
-          <w:color w:val="000000"/>
-          <w:sz w:val="22"/>
-        </w:rPr>
-        <w:t>усилитель панели задка;</w:t>
+        <w:t>9. усилитель панели задка;</w:t>
       </w:r>
     </w:p>
     <w:p>
       <w:pPr>
-        <w:spacing w:after="40"/>
-        <w:ind w:left="567" w:hanging="283"/>
+        <w:widowControl/>
+        <w:ind w:left="346" w:hanging="259"/>
         <w:jc w:val="both"/>
       </w:pPr>
       <w:r>
         <w:rPr>
-          <w:rFonts w:ascii="Times New Roman" w:hAnsi="Times New Roman" w:cs="Times New Roman" w:eastAsia="Times New Roman"/>
-          <w:color w:val="000000"/>
-          <w:sz w:val="22"/>
+          <w:rFonts w:ascii="Times New Roman" w:hAnsi="Times New Roman" w:eastAsia="Times New Roman"/>
+          <w:b w:val="0"/>
         </w:rPr>
-        <w:t xml:space="preserve">10. </w:t>
-      </w:r>
-      <w:r>
-        <w:rPr>
-          <w:rFonts w:ascii="Times New Roman" w:hAnsi="Times New Roman" w:cs="Times New Roman" w:eastAsia="Times New Roman"/>
-          <w:b w:val="0"/>
-          <w:i w:val="0"/>
-          <w:color w:val="000000"/>
-          <w:sz w:val="22"/>
-        </w:rPr>
-        <w:t>панель задка.</w:t>
+        <w:t>10. панель задка.</w:t>
       </w:r>
     </w:p>
     <w:p>
       <w:pPr>
-        <w:spacing w:after="40"/>
-        <w:ind w:left="567" w:hanging="283"/>
+        <w:widowControl/>
+        <w:ind w:left="346" w:hanging="259"/>
         <w:jc w:val="both"/>
       </w:pPr>
       <w:r>
         <w:rPr>
-          <w:rFonts w:ascii="Times New Roman" w:hAnsi="Times New Roman" w:cs="Times New Roman" w:eastAsia="Times New Roman"/>
-          <w:color w:val="000000"/>
-          <w:sz w:val="22"/>
+          <w:rFonts w:ascii="Times New Roman" w:hAnsi="Times New Roman" w:eastAsia="Times New Roman"/>
+          <w:b w:val="0"/>
         </w:rPr>
-        <w:t xml:space="preserve">2. </w:t>
-      </w:r>
-      <w:r>
-        <w:rPr>
-          <w:rFonts w:ascii="Times New Roman" w:hAnsi="Times New Roman" w:cs="Times New Roman" w:eastAsia="Times New Roman"/>
-          <w:b w:val="0"/>
-          <w:i w:val="0"/>
-          <w:color w:val="000000"/>
-          <w:sz w:val="22"/>
-        </w:rPr>
-        <w:t>Какие из указанных повреждений являются наружными, а какие скрытыми?</w:t>
+        <w:t>2. Какие из указанных повреждений являются наружными, а какие скрытыми?</w:t>
       </w:r>
     </w:p>
     <w:p>
       <w:pPr>
-        <w:spacing w:after="40"/>
-        <w:ind w:left="567" w:hanging="283"/>
+        <w:widowControl/>
+        <w:ind w:left="346" w:hanging="259"/>
         <w:jc w:val="both"/>
       </w:pPr>
       <w:r>
         <w:rPr>
-          <w:rFonts w:ascii="Times New Roman" w:hAnsi="Times New Roman" w:cs="Times New Roman" w:eastAsia="Times New Roman"/>
-          <w:color w:val="000000"/>
-          <w:sz w:val="22"/>
+          <w:rFonts w:ascii="Times New Roman" w:hAnsi="Times New Roman" w:eastAsia="Times New Roman"/>
+          <w:b w:val="0"/>
         </w:rPr>
-        <w:t xml:space="preserve">3. </w:t>
-      </w:r>
-      <w:r>
-        <w:rPr>
-          <w:rFonts w:ascii="Times New Roman" w:hAnsi="Times New Roman" w:cs="Times New Roman" w:eastAsia="Times New Roman"/>
-          <w:b w:val="0"/>
-          <w:i w:val="0"/>
-          <w:color w:val="000000"/>
-          <w:sz w:val="22"/>
-        </w:rPr>
-        <w:t>Какие из скрытых повреждений могли быть достоверно установлены только после частичной или полной разборки соответствующих элементов?</w:t>
+        <w:t>3. Какие из скрытых повреждений могли быть достоверно установлены только после частичной или полной разборки соответствующих элементов?</w:t>
       </w:r>
     </w:p>
     <w:p>
       <w:pPr>
-        <w:spacing w:after="40"/>
-        <w:ind w:left="567" w:hanging="283"/>
+        <w:widowControl/>
+        <w:ind w:left="346" w:hanging="259"/>
         <w:jc w:val="both"/>
       </w:pPr>
       <w:r>
         <w:rPr>
-          <w:rFonts w:ascii="Times New Roman" w:hAnsi="Times New Roman" w:cs="Times New Roman" w:eastAsia="Times New Roman"/>
-          <w:color w:val="000000"/>
-          <w:sz w:val="22"/>
+          <w:rFonts w:ascii="Times New Roman" w:hAnsi="Times New Roman" w:eastAsia="Times New Roman"/>
+          <w:b w:val="0"/>
         </w:rPr>
-        <w:t xml:space="preserve">4. </w:t>
-      </w:r>
-      <w:r>
-        <w:rPr>
-          <w:rFonts w:ascii="Times New Roman" w:hAnsi="Times New Roman" w:cs="Times New Roman" w:eastAsia="Times New Roman"/>
-          <w:b w:val="0"/>
-          <w:i w:val="0"/>
-          <w:color w:val="000000"/>
-          <w:sz w:val="22"/>
-        </w:rPr>
-        <w:t>Возможно ли было достоверно выявить позиции 7-10 без снятия бампера, фонаря, обшивки или иных элементов?</w:t>
+        <w:t>4. Возможно ли было достоверно выявить позиции 7-10 без снятия бампера, фонаря, обшивки или иных элементов?</w:t>
       </w:r>
     </w:p>
     <w:p>
       <w:pPr>
-        <w:spacing w:after="40"/>
-        <w:ind w:left="567" w:hanging="283"/>
+        <w:widowControl/>
+        <w:ind w:left="346" w:hanging="259"/>
         <w:jc w:val="both"/>
       </w:pPr>
       <w:r>
         <w:rPr>
-          <w:rFonts w:ascii="Times New Roman" w:hAnsi="Times New Roman" w:cs="Times New Roman" w:eastAsia="Times New Roman"/>
-          <w:color w:val="000000"/>
-          <w:sz w:val="22"/>
+          <w:rFonts w:ascii="Times New Roman" w:hAnsi="Times New Roman" w:eastAsia="Times New Roman"/>
+          <w:b w:val="0"/>
         </w:rPr>
-        <w:t xml:space="preserve">5. </w:t>
-      </w:r>
-      <w:r>
-        <w:rPr>
-          <w:rFonts w:ascii="Times New Roman" w:hAnsi="Times New Roman" w:cs="Times New Roman" w:eastAsia="Times New Roman"/>
-          <w:b w:val="0"/>
-          <w:i w:val="0"/>
-          <w:color w:val="000000"/>
-          <w:sz w:val="22"/>
-        </w:rPr>
-        <w:t>Соответствует ли характер каждой позиции механизму и направлению воздействия, отражённым в материалах ДТП 29.10.2023?</w:t>
+        <w:t>5. Соответствует ли характер каждой позиции механизму и направлению воздействия, отражённым в материалах ДТП 29.10.2023?</w:t>
       </w:r>
     </w:p>
     <w:p>
       <w:pPr>
-        <w:spacing w:after="40"/>
-        <w:ind w:left="567" w:hanging="283"/>
+        <w:widowControl/>
+        <w:ind w:left="346" w:hanging="259"/>
         <w:jc w:val="both"/>
       </w:pPr>
       <w:r>
         <w:rPr>
-          <w:rFonts w:ascii="Times New Roman" w:hAnsi="Times New Roman" w:cs="Times New Roman" w:eastAsia="Times New Roman"/>
-          <w:color w:val="000000"/>
-          <w:sz w:val="22"/>
+          <w:rFonts w:ascii="Times New Roman" w:hAnsi="Times New Roman" w:eastAsia="Times New Roman"/>
+          <w:b w:val="0"/>
         </w:rPr>
-        <w:t xml:space="preserve">6. </w:t>
-      </w:r>
-      <w:r>
-        <w:rPr>
-          <w:rFonts w:ascii="Times New Roman" w:hAnsi="Times New Roman" w:cs="Times New Roman" w:eastAsia="Times New Roman"/>
-          <w:b w:val="0"/>
-          <w:i w:val="0"/>
-          <w:color w:val="000000"/>
-          <w:sz w:val="22"/>
-        </w:rPr>
-        <w:t>Какие повреждения технически прослеживаются и согласуются с представленными материалами, а по каким данных недостаточно для технического вывода?</w:t>
+        <w:t>6. Какие повреждения технически прослеживаются и согласуются с представленными материалами, а по каким данных недостаточно для технического вывода?</w:t>
       </w:r>
     </w:p>
     <w:p>
       <w:pPr>
-        <w:spacing w:after="40"/>
-        <w:ind w:left="567" w:hanging="283"/>
+        <w:widowControl/>
+        <w:ind w:left="346" w:hanging="259"/>
         <w:jc w:val="both"/>
       </w:pPr>
       <w:r>
         <w:rPr>
-          <w:rFonts w:ascii="Times New Roman" w:hAnsi="Times New Roman" w:cs="Times New Roman" w:eastAsia="Times New Roman"/>
-          <w:color w:val="000000"/>
-          <w:sz w:val="22"/>
+          <w:rFonts w:ascii="Times New Roman" w:hAnsi="Times New Roman" w:eastAsia="Times New Roman"/>
+          <w:b w:val="0"/>
         </w:rPr>
-        <w:t xml:space="preserve">7. </w:t>
-      </w:r>
-      <w:r>
-        <w:rPr>
-          <w:rFonts w:ascii="Times New Roman" w:hAnsi="Times New Roman" w:cs="Times New Roman" w:eastAsia="Times New Roman"/>
-          <w:b w:val="0"/>
-          <w:i w:val="0"/>
-          <w:color w:val="000000"/>
-          <w:sz w:val="22"/>
-        </w:rPr>
-        <w:t>По крышке багажника: требовалась ли именно замена либо технически был возможен ремонт?</w:t>
+        <w:t>7. По крышке багажника: требовалась ли именно замена либо технически был возможен ремонт?</w:t>
       </w:r>
     </w:p>
     <w:p>
       <w:pPr>
-        <w:spacing w:after="40"/>
-        <w:ind w:left="567" w:hanging="283"/>
+        <w:widowControl/>
+        <w:ind w:left="346" w:hanging="259"/>
         <w:jc w:val="both"/>
       </w:pPr>
       <w:r>
         <w:rPr>
-          <w:rFonts w:ascii="Times New Roman" w:hAnsi="Times New Roman" w:cs="Times New Roman" w:eastAsia="Times New Roman"/>
-          <w:color w:val="000000"/>
-          <w:sz w:val="22"/>
+          <w:rFonts w:ascii="Times New Roman" w:hAnsi="Times New Roman" w:eastAsia="Times New Roman"/>
+          <w:b w:val="0"/>
         </w:rPr>
-        <w:t xml:space="preserve">8. </w:t>
-      </w:r>
-      <w:r>
-        <w:rPr>
-          <w:rFonts w:ascii="Times New Roman" w:hAnsi="Times New Roman" w:cs="Times New Roman" w:eastAsia="Times New Roman"/>
-          <w:b w:val="0"/>
-          <w:i w:val="0"/>
-          <w:color w:val="000000"/>
-          <w:sz w:val="22"/>
-        </w:rPr>
-        <w:t>Если ремонт крышки был возможен, какой способ и объём ремонта являлся технически обоснованным?</w:t>
+        <w:t>8. Если ремонт крышки был возможен, какой способ и объём ремонта являлся технически обоснованным?</w:t>
       </w:r>
     </w:p>
     <w:p>
       <w:pPr>
-        <w:spacing w:after="40"/>
-        <w:ind w:left="567" w:hanging="283"/>
+        <w:widowControl/>
+        <w:ind w:left="346" w:hanging="259"/>
         <w:jc w:val="both"/>
       </w:pPr>
       <w:r>
         <w:rPr>
-          <w:rFonts w:ascii="Times New Roman" w:hAnsi="Times New Roman" w:cs="Times New Roman" w:eastAsia="Times New Roman"/>
-          <w:color w:val="000000"/>
-          <w:sz w:val="22"/>
+          <w:rFonts w:ascii="Times New Roman" w:hAnsi="Times New Roman" w:eastAsia="Times New Roman"/>
+          <w:b w:val="0"/>
         </w:rPr>
-        <w:t xml:space="preserve">9. </w:t>
-      </w:r>
-      <w:r>
-        <w:rPr>
-          <w:rFonts w:ascii="Times New Roman" w:hAnsi="Times New Roman" w:cs="Times New Roman" w:eastAsia="Times New Roman"/>
-          <w:b w:val="0"/>
-          <w:i w:val="0"/>
-          <w:color w:val="000000"/>
-          <w:sz w:val="22"/>
-        </w:rPr>
-        <w:t>Что означает обозначение «21К» в акте применительно к крышке и свидетельствует ли оно само по себе о необходимости замены?</w:t>
+        <w:t>9. Что означает обозначение «21К» в акте применительно к крышке и свидетельствует ли оно само по себе о необходимости замены?</w:t>
       </w:r>
     </w:p>
     <w:p>
       <w:pPr>
-        <w:spacing w:after="40"/>
-        <w:ind w:left="567" w:hanging="283"/>
+        <w:widowControl/>
+        <w:ind w:left="346" w:hanging="259"/>
         <w:jc w:val="both"/>
       </w:pPr>
       <w:r>
         <w:rPr>
-          <w:rFonts w:ascii="Times New Roman" w:hAnsi="Times New Roman" w:cs="Times New Roman" w:eastAsia="Times New Roman"/>
-          <w:color w:val="000000"/>
-          <w:sz w:val="22"/>
+          <w:rFonts w:ascii="Times New Roman" w:hAnsi="Times New Roman" w:eastAsia="Times New Roman"/>
+          <w:b w:val="0"/>
         </w:rPr>
-        <w:t xml:space="preserve">10. </w:t>
-      </w:r>
-      <w:r>
-        <w:rPr>
-          <w:rFonts w:ascii="Times New Roman" w:hAnsi="Times New Roman" w:cs="Times New Roman" w:eastAsia="Times New Roman"/>
-          <w:b w:val="0"/>
-          <w:i w:val="0"/>
-          <w:color w:val="000000"/>
-          <w:sz w:val="22"/>
-        </w:rPr>
-        <w:t>Может ли запись «обшивка замка крышки багажника - задиры» технически обосновывать замену механизма замка 6RU827505C?</w:t>
+        <w:t>10. Может ли запись «обшивка замка крышки багажника - задиры» технически обосновывать замену механизма замка 6RU827505C?</w:t>
       </w:r>
     </w:p>
     <w:p>
       <w:pPr>
-        <w:spacing w:after="40"/>
-        <w:ind w:left="567" w:hanging="283"/>
+        <w:widowControl/>
+        <w:ind w:left="346" w:hanging="259"/>
         <w:jc w:val="both"/>
       </w:pPr>
       <w:r>
         <w:rPr>
-          <w:rFonts w:ascii="Times New Roman" w:hAnsi="Times New Roman" w:cs="Times New Roman" w:eastAsia="Times New Roman"/>
-          <w:color w:val="000000"/>
-          <w:sz w:val="22"/>
+          <w:rFonts w:ascii="Times New Roman" w:hAnsi="Times New Roman" w:eastAsia="Times New Roman"/>
+          <w:b w:val="0"/>
         </w:rPr>
-        <w:t xml:space="preserve">11. </w:t>
-      </w:r>
-      <w:r>
-        <w:rPr>
-          <w:rFonts w:ascii="Times New Roman" w:hAnsi="Times New Roman" w:cs="Times New Roman" w:eastAsia="Times New Roman"/>
-          <w:b w:val="0"/>
-          <w:i w:val="0"/>
-          <w:color w:val="000000"/>
-          <w:sz w:val="22"/>
-        </w:rPr>
-        <w:t>Позволяют ли материалы предстрахового осмотра либо иные первичные материалы установить, имелась ли на крышке багажника плёнка до ДТП 29.10.2023?</w:t>
+        <w:t>11. Позволяют ли материалы предстрахового осмотра либо иные первичные материалы установить, имелась ли на крышке багажника плёнка до ДТП 29.10.2023?</w:t>
       </w:r>
     </w:p>
     <w:p>
       <w:pPr>
-        <w:spacing w:after="40"/>
-        <w:ind w:left="567" w:hanging="283"/>
+        <w:widowControl/>
+        <w:ind w:left="346" w:hanging="259"/>
         <w:jc w:val="both"/>
       </w:pPr>
       <w:r>
         <w:rPr>
-          <w:rFonts w:ascii="Times New Roman" w:hAnsi="Times New Roman" w:cs="Times New Roman" w:eastAsia="Times New Roman"/>
-          <w:color w:val="000000"/>
-          <w:sz w:val="22"/>
+          <w:rFonts w:ascii="Times New Roman" w:hAnsi="Times New Roman" w:eastAsia="Times New Roman"/>
+          <w:b w:val="0"/>
         </w:rPr>
-        <w:t xml:space="preserve">12. </w:t>
-      </w:r>
-      <w:r>
-        <w:rPr>
-          <w:rFonts w:ascii="Times New Roman" w:hAnsi="Times New Roman" w:cs="Times New Roman" w:eastAsia="Times New Roman"/>
-          <w:b w:val="0"/>
-          <w:i w:val="0"/>
-          <w:color w:val="000000"/>
-          <w:sz w:val="22"/>
-        </w:rPr>
-        <w:t>Возможно ли установить повреждение этой плёнки и необходимость её замены?</w:t>
+        <w:t>12. Возможно ли установить повреждение этой плёнки и необходимость её замены?</w:t>
       </w:r>
     </w:p>
     <w:p>
       <w:pPr>
-        <w:spacing w:after="40"/>
-        <w:ind w:left="567" w:hanging="283"/>
+        <w:widowControl/>
+        <w:ind w:left="346" w:hanging="259"/>
         <w:jc w:val="both"/>
       </w:pPr>
       <w:r>
         <w:rPr>
-          <w:rFonts w:ascii="Times New Roman" w:hAnsi="Times New Roman" w:cs="Times New Roman" w:eastAsia="Times New Roman"/>
-          <w:color w:val="000000"/>
-          <w:sz w:val="22"/>
+          <w:rFonts w:ascii="Times New Roman" w:hAnsi="Times New Roman" w:eastAsia="Times New Roman"/>
+          <w:b w:val="0"/>
         </w:rPr>
-        <w:t xml:space="preserve">13. </w:t>
-      </w:r>
-      <w:r>
-        <w:rPr>
-          <w:rFonts w:ascii="Times New Roman" w:hAnsi="Times New Roman" w:cs="Times New Roman" w:eastAsia="Times New Roman"/>
-          <w:b w:val="0"/>
-          <w:i w:val="0"/>
-          <w:color w:val="000000"/>
-          <w:sz w:val="22"/>
-        </w:rPr>
-        <w:t>С учётом материалов предстрахового осмотра, если они будут представлены, имелись ли до ДТП 29.10.2023 повреждения или особенности состояния спорных элементов, которые необходимо учитывать при установлении происхождения повреждений?</w:t>
+        <w:t>13. С учётом материалов предстрахового осмотра, если они будут представлены, имелись ли до ДТП 29.10.2023 повреждения или особенности состояния спорных элементов, которые необходимо учитывать при установлении происхождения повреждений?</w:t>
       </w:r>
     </w:p>
     <w:p>
       <w:pPr>
-        <w:spacing w:after="40"/>
-        <w:ind w:left="567" w:hanging="283"/>
+        <w:widowControl/>
+        <w:ind w:left="346" w:hanging="259"/>
         <w:jc w:val="both"/>
       </w:pPr>
       <w:r>
         <w:rPr>
-          <w:rFonts w:ascii="Times New Roman" w:hAnsi="Times New Roman" w:cs="Times New Roman" w:eastAsia="Times New Roman"/>
-          <w:color w:val="000000"/>
-          <w:sz w:val="22"/>
+          <w:rFonts w:ascii="Times New Roman" w:hAnsi="Times New Roman" w:eastAsia="Times New Roman"/>
+          <w:b w:val="0"/>
         </w:rPr>
-        <w:t xml:space="preserve">14. </w:t>
-      </w:r>
-      <w:r>
-        <w:rPr>
-          <w:rFonts w:ascii="Times New Roman" w:hAnsi="Times New Roman" w:cs="Times New Roman" w:eastAsia="Times New Roman"/>
-          <w:b w:val="0"/>
-          <w:i w:val="0"/>
-          <w:color w:val="000000"/>
-          <w:sz w:val="22"/>
-        </w:rPr>
-        <w:t>С учётом представленных материалов о последующих ДТП или страховых событиях до 07.08.2026 могли ли они повлиять на состояние спорных элементов?</w:t>
+        <w:t>14. С учётом представленных материалов о последующих ДТП или страховых событиях до 07.08.2026 могли ли они повлиять на состояние спорных элементов?</w:t>
       </w:r>
     </w:p>
     <w:p>
       <w:pPr>
-        <w:spacing w:after="40"/>
-        <w:ind w:left="567" w:hanging="283"/>
+        <w:widowControl/>
+        <w:ind w:left="346" w:hanging="259"/>
         <w:jc w:val="both"/>
       </w:pPr>
       <w:r>
         <w:rPr>
-          <w:rFonts w:ascii="Times New Roman" w:hAnsi="Times New Roman" w:cs="Times New Roman" w:eastAsia="Times New Roman"/>
-          <w:color w:val="000000"/>
-          <w:sz w:val="22"/>
+          <w:rFonts w:ascii="Times New Roman" w:hAnsi="Times New Roman" w:eastAsia="Times New Roman"/>
+          <w:b w:val="0"/>
         </w:rPr>
-        <w:t xml:space="preserve">15. </w:t>
-      </w:r>
-      <w:r>
-        <w:rPr>
-          <w:rFonts w:ascii="Times New Roman" w:hAnsi="Times New Roman" w:cs="Times New Roman" w:eastAsia="Times New Roman"/>
-          <w:b w:val="0"/>
-          <w:i w:val="0"/>
-          <w:color w:val="000000"/>
-          <w:sz w:val="22"/>
-        </w:rPr>
-        <w:t>С учётом всей имеющейся истории повреждений возможно ли отнести каждую из десяти позиций именно к ДТП 29.10.2023?</w:t>
+        <w:t>15. С учётом всей имеющейся истории повреждений возможно ли отнести каждую из десяти позиций именно к ДТП 29.10.2023?</w:t>
       </w:r>
     </w:p>
     <w:p>
       <w:pPr>
-        <w:spacing w:after="40"/>
-        <w:ind w:left="567" w:hanging="283"/>
+        <w:widowControl/>
+        <w:ind w:left="346" w:hanging="259"/>
         <w:jc w:val="both"/>
       </w:pPr>
       <w:r>
         <w:rPr>
-          <w:rFonts w:ascii="Times New Roman" w:hAnsi="Times New Roman" w:cs="Times New Roman" w:eastAsia="Times New Roman"/>
-          <w:color w:val="000000"/>
-          <w:sz w:val="22"/>
+          <w:rFonts w:ascii="Times New Roman" w:hAnsi="Times New Roman" w:eastAsia="Times New Roman"/>
+          <w:b w:val="0"/>
         </w:rPr>
-        <w:t xml:space="preserve">16. </w:t>
-      </w:r>
-      <w:r>
-        <w:rPr>
-          <w:rFonts w:ascii="Times New Roman" w:hAnsi="Times New Roman" w:cs="Times New Roman" w:eastAsia="Times New Roman"/>
-          <w:b w:val="0"/>
-          <w:i w:val="0"/>
-          <w:color w:val="000000"/>
-          <w:sz w:val="22"/>
-        </w:rPr>
-        <w:t>Какой способ восстановительного воздействия технически необходим по каждой подтверждённой позиции: отсутствие работ, ремонт, замена, окраска или иное?</w:t>
+        <w:t>16. Какой способ восстановительного воздействия технически необходим по каждой подтверждённой позиции: отсутствие работ, ремонт, замена, окраска или иное?</w:t>
       </w:r>
     </w:p>
     <w:p>
       <w:pPr>
-        <w:spacing w:after="40"/>
-        <w:ind w:left="567" w:hanging="283"/>
+        <w:widowControl/>
+        <w:ind w:left="346" w:hanging="259"/>
         <w:jc w:val="both"/>
       </w:pPr>
       <w:r>
         <w:rPr>
-          <w:rFonts w:ascii="Times New Roman" w:hAnsi="Times New Roman" w:cs="Times New Roman" w:eastAsia="Times New Roman"/>
-          <w:color w:val="000000"/>
-          <w:sz w:val="22"/>
+          <w:rFonts w:ascii="Times New Roman" w:hAnsi="Times New Roman" w:eastAsia="Times New Roman"/>
+          <w:b w:val="0"/>
         </w:rPr>
-        <w:t xml:space="preserve">17. </w:t>
-      </w:r>
-      <w:r>
-        <w:rPr>
-          <w:rFonts w:ascii="Times New Roman" w:hAnsi="Times New Roman" w:cs="Times New Roman" w:eastAsia="Times New Roman"/>
-          <w:b w:val="0"/>
-          <w:i w:val="0"/>
-          <w:color w:val="000000"/>
-          <w:sz w:val="22"/>
-        </w:rPr>
-        <w:t>Какова действительная рыночная стоимость восстановления только технически подтверждённых повреждений без учёта износа на дату, определённую судом для расчёта размера ущерба?</w:t>
+        <w:t>17. Какова действительная рыночная стоимость восстановления только технически подтверждённых повреждений без учёта износа на дату, определённую судом для расчёта размера ущерба?</w:t>
       </w:r>
     </w:p>
     <w:p>
       <w:pPr>
-        <w:spacing w:after="40"/>
-        <w:ind w:left="567" w:hanging="283"/>
+        <w:widowControl/>
+        <w:ind w:left="346" w:hanging="259"/>
         <w:jc w:val="both"/>
       </w:pPr>
       <w:r>
         <w:rPr>
-          <w:rFonts w:ascii="Times New Roman" w:hAnsi="Times New Roman" w:cs="Times New Roman" w:eastAsia="Times New Roman"/>
-          <w:color w:val="000000"/>
-          <w:sz w:val="22"/>
+          <w:rFonts w:ascii="Times New Roman" w:hAnsi="Times New Roman" w:eastAsia="Times New Roman"/>
+          <w:b w:val="0"/>
         </w:rPr>
-        <w:t xml:space="preserve">18. </w:t>
-      </w:r>
-      <w:r>
-        <w:rPr>
-          <w:rFonts w:ascii="Times New Roman" w:hAnsi="Times New Roman" w:cs="Times New Roman" w:eastAsia="Times New Roman"/>
-          <w:b w:val="0"/>
-          <w:i w:val="0"/>
-          <w:color w:val="000000"/>
-          <w:sz w:val="22"/>
-        </w:rPr>
-        <w:t>Каков надлежащий размер страхового возмещения по ОСАГО применительно к тем же технически подтверждённым повреждениям по правилам, подлежащим применению к ДТП 29.10.2023?</w:t>
+        <w:t>18. Каков надлежащий размер страхового возмещения по ОСАГО применительно к тем же технически подтверждённым повреждениям по правилам, подлежащим применению к ДТП 29.10.2023?</w:t>
       </w:r>
     </w:p>
     <w:p>
       <w:pPr>
-        <w:ind w:firstLine="709"/>
+        <w:widowControl/>
+        <w:jc w:val="both"/>
       </w:pPr>
       <w:r>
         <w:rPr>
-          <w:rFonts w:ascii="Times New Roman" w:hAnsi="Times New Roman" w:cs="Times New Roman" w:eastAsia="Times New Roman"/>
+          <w:rFonts w:ascii="Times New Roman" w:hAnsi="Times New Roman" w:eastAsia="Times New Roman"/>
           <w:b w:val="0"/>
-          <w:i w:val="0"/>
-          <w:color w:val="000000"/>
-          <w:sz w:val="22"/>
         </w:rPr>
         <w:t>Стоимость деликтного ущерба и надлежащее возмещение по Единой методике ОСАГО определяются раздельно.</w:t>
       </w:r>
@@ -1035,584 +639,388 @@
     <w:p>
       <w:pPr>
         <w:pStyle w:val="Heading2"/>
+        <w:jc w:val="left"/>
       </w:pPr>
       <w:r>
         <w:rPr>
-          <w:rFonts w:ascii="Times New Roman" w:hAnsi="Times New Roman" w:cs="Times New Roman" w:eastAsia="Times New Roman"/>
+          <w:rFonts w:ascii="Times New Roman" w:hAnsi="Times New Roman" w:eastAsia="Times New Roman"/>
           <w:b/>
-          <w:i w:val="0"/>
           <w:color w:val="000000"/>
-          <w:sz w:val="25"/>
         </w:rPr>
         <w:t>Материалы для эксперта</w:t>
       </w:r>
     </w:p>
     <w:p>
       <w:pPr>
-        <w:ind w:firstLine="709"/>
+        <w:widowControl/>
+        <w:jc w:val="both"/>
       </w:pPr>
       <w:r>
         <w:rPr>
-          <w:rFonts w:ascii="Times New Roman" w:hAnsi="Times New Roman" w:cs="Times New Roman" w:eastAsia="Times New Roman"/>
+          <w:rFonts w:ascii="Times New Roman" w:hAnsi="Times New Roman" w:eastAsia="Times New Roman"/>
           <w:b w:val="0"/>
-          <w:i w:val="0"/>
-          <w:color w:val="000000"/>
-          <w:sz w:val="22"/>
         </w:rPr>
         <w:t>До экспертизы желательно собрать и предоставить:</w:t>
       </w:r>
     </w:p>
     <w:p>
       <w:pPr>
-        <w:spacing w:after="40"/>
-        <w:ind w:left="510" w:hanging="227"/>
+        <w:widowControl/>
+        <w:ind w:left="317" w:hanging="230"/>
         <w:jc w:val="both"/>
       </w:pPr>
       <w:r>
         <w:rPr>
-          <w:rFonts w:ascii="Times New Roman" w:hAnsi="Times New Roman" w:cs="Times New Roman" w:eastAsia="Times New Roman"/>
-          <w:color w:val="000000"/>
-          <w:sz w:val="22"/>
+          <w:rFonts w:ascii="Times New Roman" w:hAnsi="Times New Roman" w:eastAsia="Times New Roman"/>
+          <w:b w:val="0"/>
         </w:rPr>
-        <w:t xml:space="preserve">• </w:t>
-      </w:r>
-      <w:r>
-        <w:rPr>
-          <w:rFonts w:ascii="Times New Roman" w:hAnsi="Times New Roman" w:cs="Times New Roman" w:eastAsia="Times New Roman"/>
-          <w:b w:val="0"/>
-          <w:i w:val="0"/>
-          <w:color w:val="000000"/>
-          <w:sz w:val="22"/>
-        </w:rPr>
-        <w:t>электронное извещение о ДТП;</w:t>
+        <w:t>• электронное извещение о ДТП;</w:t>
       </w:r>
     </w:p>
     <w:p>
       <w:pPr>
-        <w:spacing w:after="40"/>
-        <w:ind w:left="510" w:hanging="227"/>
+        <w:widowControl/>
+        <w:ind w:left="317" w:hanging="230"/>
         <w:jc w:val="both"/>
       </w:pPr>
       <w:r>
         <w:rPr>
-          <w:rFonts w:ascii="Times New Roman" w:hAnsi="Times New Roman" w:cs="Times New Roman" w:eastAsia="Times New Roman"/>
-          <w:color w:val="000000"/>
-          <w:sz w:val="22"/>
+          <w:rFonts w:ascii="Times New Roman" w:hAnsi="Times New Roman" w:eastAsia="Times New Roman"/>
+          <w:b w:val="0"/>
         </w:rPr>
-        <w:t xml:space="preserve">• </w:t>
-      </w:r>
-      <w:r>
-        <w:rPr>
-          <w:rFonts w:ascii="Times New Roman" w:hAnsi="Times New Roman" w:cs="Times New Roman" w:eastAsia="Times New Roman"/>
-          <w:b w:val="0"/>
-          <w:i w:val="0"/>
-          <w:color w:val="000000"/>
-          <w:sz w:val="22"/>
-        </w:rPr>
-        <w:t>полный оригинальный комплект ДТП-фотографий;</w:t>
+        <w:t>• рукописное извещение, использованное при подготовке заключения;</w:t>
       </w:r>
     </w:p>
     <w:p>
       <w:pPr>
-        <w:spacing w:after="40"/>
-        <w:ind w:left="510" w:hanging="227"/>
+        <w:widowControl/>
+        <w:ind w:left="317" w:hanging="230"/>
         <w:jc w:val="both"/>
       </w:pPr>
       <w:r>
         <w:rPr>
-          <w:rFonts w:ascii="Times New Roman" w:hAnsi="Times New Roman" w:cs="Times New Roman" w:eastAsia="Times New Roman"/>
-          <w:color w:val="000000"/>
-          <w:sz w:val="22"/>
+          <w:rFonts w:ascii="Times New Roman" w:hAnsi="Times New Roman" w:eastAsia="Times New Roman"/>
+          <w:b w:val="0"/>
         </w:rPr>
-        <w:t xml:space="preserve">• </w:t>
-      </w:r>
-      <w:r>
-        <w:rPr>
-          <w:rFonts w:ascii="Times New Roman" w:hAnsi="Times New Roman" w:cs="Times New Roman" w:eastAsia="Times New Roman"/>
-          <w:b w:val="0"/>
-          <w:i w:val="0"/>
-          <w:color w:val="000000"/>
-          <w:sz w:val="22"/>
-        </w:rPr>
-        <w:t>метаданные электронной фотофиксации;</w:t>
+        <w:t>• официальные регистрационные сведения электронного извещения о ДТП;</w:t>
       </w:r>
     </w:p>
     <w:p>
       <w:pPr>
-        <w:spacing w:after="40"/>
-        <w:ind w:left="510" w:hanging="227"/>
+        <w:widowControl/>
+        <w:ind w:left="317" w:hanging="230"/>
         <w:jc w:val="both"/>
       </w:pPr>
       <w:r>
         <w:rPr>
-          <w:rFonts w:ascii="Times New Roman" w:hAnsi="Times New Roman" w:cs="Times New Roman" w:eastAsia="Times New Roman"/>
-          <w:color w:val="000000"/>
-          <w:sz w:val="22"/>
+          <w:rFonts w:ascii="Times New Roman" w:hAnsi="Times New Roman" w:eastAsia="Times New Roman"/>
+          <w:b w:val="0"/>
         </w:rPr>
-        <w:t xml:space="preserve">• </w:t>
-      </w:r>
-      <w:r>
-        <w:rPr>
-          <w:rFonts w:ascii="Times New Roman" w:hAnsi="Times New Roman" w:cs="Times New Roman" w:eastAsia="Times New Roman"/>
-          <w:b w:val="0"/>
-          <w:i w:val="0"/>
-          <w:color w:val="000000"/>
-          <w:sz w:val="22"/>
-        </w:rPr>
-        <w:t>акт осмотра от 30.10.2023;</w:t>
+        <w:t>• полный оригинальный комплект ДТП-фотографий;</w:t>
       </w:r>
     </w:p>
     <w:p>
       <w:pPr>
-        <w:spacing w:after="40"/>
-        <w:ind w:left="510" w:hanging="227"/>
+        <w:widowControl/>
+        <w:ind w:left="317" w:hanging="230"/>
         <w:jc w:val="both"/>
       </w:pPr>
       <w:r>
         <w:rPr>
-          <w:rFonts w:ascii="Times New Roman" w:hAnsi="Times New Roman" w:cs="Times New Roman" w:eastAsia="Times New Roman"/>
-          <w:color w:val="000000"/>
-          <w:sz w:val="22"/>
+          <w:rFonts w:ascii="Times New Roman" w:hAnsi="Times New Roman" w:eastAsia="Times New Roman"/>
+          <w:b w:val="0"/>
         </w:rPr>
-        <w:t xml:space="preserve">• </w:t>
-      </w:r>
-      <w:r>
-        <w:rPr>
-          <w:rFonts w:ascii="Times New Roman" w:hAnsi="Times New Roman" w:cs="Times New Roman" w:eastAsia="Times New Roman"/>
-          <w:b w:val="0"/>
-          <w:i w:val="0"/>
-          <w:color w:val="000000"/>
-          <w:sz w:val="22"/>
-        </w:rPr>
-        <w:t>фотографии осмотра и дефектовки;</w:t>
+        <w:t>• метаданные электронной фотофиксации;</w:t>
       </w:r>
     </w:p>
     <w:p>
       <w:pPr>
-        <w:spacing w:after="40"/>
-        <w:ind w:left="510" w:hanging="227"/>
+        <w:widowControl/>
+        <w:ind w:left="317" w:hanging="230"/>
         <w:jc w:val="both"/>
       </w:pPr>
       <w:r>
         <w:rPr>
-          <w:rFonts w:ascii="Times New Roman" w:hAnsi="Times New Roman" w:cs="Times New Roman" w:eastAsia="Times New Roman"/>
-          <w:color w:val="000000"/>
-          <w:sz w:val="22"/>
+          <w:rFonts w:ascii="Times New Roman" w:hAnsi="Times New Roman" w:eastAsia="Times New Roman"/>
+          <w:b w:val="0"/>
         </w:rPr>
-        <w:t xml:space="preserve">• </w:t>
-      </w:r>
-      <w:r>
-        <w:rPr>
-          <w:rFonts w:ascii="Times New Roman" w:hAnsi="Times New Roman" w:cs="Times New Roman" w:eastAsia="Times New Roman"/>
-          <w:b w:val="0"/>
-          <w:i w:val="0"/>
-          <w:color w:val="000000"/>
-          <w:sz w:val="22"/>
-        </w:rPr>
-        <w:t>документы разборки;</w:t>
+        <w:t>• акт осмотра от 30.10.2023;</w:t>
       </w:r>
     </w:p>
     <w:p>
       <w:pPr>
-        <w:spacing w:after="40"/>
-        <w:ind w:left="510" w:hanging="227"/>
+        <w:widowControl/>
+        <w:ind w:left="317" w:hanging="230"/>
         <w:jc w:val="both"/>
       </w:pPr>
       <w:r>
         <w:rPr>
-          <w:rFonts w:ascii="Times New Roman" w:hAnsi="Times New Roman" w:cs="Times New Roman" w:eastAsia="Times New Roman"/>
-          <w:color w:val="000000"/>
-          <w:sz w:val="22"/>
+          <w:rFonts w:ascii="Times New Roman" w:hAnsi="Times New Roman" w:eastAsia="Times New Roman"/>
+          <w:b w:val="0"/>
         </w:rPr>
-        <w:t xml:space="preserve">• </w:t>
-      </w:r>
-      <w:r>
-        <w:rPr>
-          <w:rFonts w:ascii="Times New Roman" w:hAnsi="Times New Roman" w:cs="Times New Roman" w:eastAsia="Times New Roman"/>
-          <w:b w:val="0"/>
-          <w:i w:val="0"/>
-          <w:color w:val="000000"/>
-          <w:sz w:val="22"/>
-        </w:rPr>
-        <w:t>акты скрытых повреждений;</w:t>
+        <w:t>• фотографии осмотра и дефектовки;</w:t>
       </w:r>
     </w:p>
     <w:p>
       <w:pPr>
-        <w:spacing w:after="40"/>
-        <w:ind w:left="510" w:hanging="227"/>
+        <w:widowControl/>
+        <w:ind w:left="317" w:hanging="230"/>
         <w:jc w:val="both"/>
       </w:pPr>
       <w:r>
         <w:rPr>
-          <w:rFonts w:ascii="Times New Roman" w:hAnsi="Times New Roman" w:cs="Times New Roman" w:eastAsia="Times New Roman"/>
-          <w:color w:val="000000"/>
-          <w:sz w:val="22"/>
+          <w:rFonts w:ascii="Times New Roman" w:hAnsi="Times New Roman" w:eastAsia="Times New Roman"/>
+          <w:b w:val="0"/>
         </w:rPr>
-        <w:t xml:space="preserve">• </w:t>
-      </w:r>
-      <w:r>
-        <w:rPr>
-          <w:rFonts w:ascii="Times New Roman" w:hAnsi="Times New Roman" w:cs="Times New Roman" w:eastAsia="Times New Roman"/>
-          <w:b w:val="0"/>
-          <w:i w:val="0"/>
-          <w:color w:val="000000"/>
-          <w:sz w:val="22"/>
-        </w:rPr>
-        <w:t>страховое дело КАСКО;</w:t>
+        <w:t>• документы разборки;</w:t>
       </w:r>
     </w:p>
     <w:p>
       <w:pPr>
-        <w:spacing w:after="40"/>
-        <w:ind w:left="510" w:hanging="227"/>
+        <w:widowControl/>
+        <w:ind w:left="317" w:hanging="230"/>
         <w:jc w:val="both"/>
       </w:pPr>
       <w:r>
         <w:rPr>
-          <w:rFonts w:ascii="Times New Roman" w:hAnsi="Times New Roman" w:cs="Times New Roman" w:eastAsia="Times New Roman"/>
-          <w:color w:val="000000"/>
-          <w:sz w:val="22"/>
+          <w:rFonts w:ascii="Times New Roman" w:hAnsi="Times New Roman" w:eastAsia="Times New Roman"/>
+          <w:b w:val="0"/>
         </w:rPr>
-        <w:t xml:space="preserve">• </w:t>
-      </w:r>
-      <w:r>
-        <w:rPr>
-          <w:rFonts w:ascii="Times New Roman" w:hAnsi="Times New Roman" w:cs="Times New Roman" w:eastAsia="Times New Roman"/>
-          <w:b w:val="0"/>
-          <w:i w:val="0"/>
-          <w:color w:val="000000"/>
-          <w:sz w:val="22"/>
-        </w:rPr>
-        <w:t>предстраховой осмотр КАСКО, если он проводился;</w:t>
+        <w:t>• акты скрытых повреждений;</w:t>
       </w:r>
     </w:p>
     <w:p>
       <w:pPr>
-        <w:spacing w:after="40"/>
-        <w:ind w:left="510" w:hanging="227"/>
+        <w:widowControl/>
+        <w:ind w:left="317" w:hanging="230"/>
         <w:jc w:val="both"/>
       </w:pPr>
       <w:r>
         <w:rPr>
-          <w:rFonts w:ascii="Times New Roman" w:hAnsi="Times New Roman" w:cs="Times New Roman" w:eastAsia="Times New Roman"/>
-          <w:color w:val="000000"/>
-          <w:sz w:val="22"/>
+          <w:rFonts w:ascii="Times New Roman" w:hAnsi="Times New Roman" w:eastAsia="Times New Roman"/>
+          <w:b w:val="0"/>
         </w:rPr>
-        <w:t xml:space="preserve">• </w:t>
-      </w:r>
-      <w:r>
-        <w:rPr>
-          <w:rFonts w:ascii="Times New Roman" w:hAnsi="Times New Roman" w:cs="Times New Roman" w:eastAsia="Times New Roman"/>
-          <w:b w:val="0"/>
-          <w:i w:val="0"/>
-          <w:color w:val="000000"/>
-          <w:sz w:val="22"/>
-        </w:rPr>
-        <w:t>предстраховые фотографии;</w:t>
+        <w:t>• страховое дело КАСКО;</w:t>
       </w:r>
     </w:p>
     <w:p>
       <w:pPr>
-        <w:spacing w:after="40"/>
-        <w:ind w:left="510" w:hanging="227"/>
+        <w:widowControl/>
+        <w:ind w:left="317" w:hanging="230"/>
         <w:jc w:val="both"/>
       </w:pPr>
       <w:r>
         <w:rPr>
-          <w:rFonts w:ascii="Times New Roman" w:hAnsi="Times New Roman" w:cs="Times New Roman" w:eastAsia="Times New Roman"/>
-          <w:color w:val="000000"/>
-          <w:sz w:val="22"/>
+          <w:rFonts w:ascii="Times New Roman" w:hAnsi="Times New Roman" w:eastAsia="Times New Roman"/>
+          <w:b w:val="0"/>
         </w:rPr>
-        <w:t xml:space="preserve">• </w:t>
-      </w:r>
-      <w:r>
-        <w:rPr>
-          <w:rFonts w:ascii="Times New Roman" w:hAnsi="Times New Roman" w:cs="Times New Roman" w:eastAsia="Times New Roman"/>
-          <w:b w:val="0"/>
-          <w:i w:val="0"/>
-          <w:color w:val="000000"/>
-          <w:sz w:val="22"/>
-        </w:rPr>
-        <w:t>перечень ранее имевшихся повреждений;</w:t>
+        <w:t>• предстраховой осмотр КАСКО, если он проводился;</w:t>
       </w:r>
     </w:p>
     <w:p>
       <w:pPr>
-        <w:spacing w:after="40"/>
-        <w:ind w:left="510" w:hanging="227"/>
+        <w:widowControl/>
+        <w:ind w:left="317" w:hanging="230"/>
         <w:jc w:val="both"/>
       </w:pPr>
       <w:r>
         <w:rPr>
-          <w:rFonts w:ascii="Times New Roman" w:hAnsi="Times New Roman" w:cs="Times New Roman" w:eastAsia="Times New Roman"/>
-          <w:color w:val="000000"/>
-          <w:sz w:val="22"/>
+          <w:rFonts w:ascii="Times New Roman" w:hAnsi="Times New Roman" w:eastAsia="Times New Roman"/>
+          <w:b w:val="0"/>
         </w:rPr>
-        <w:t xml:space="preserve">• </w:t>
-      </w:r>
-      <w:r>
-        <w:rPr>
-          <w:rFonts w:ascii="Times New Roman" w:hAnsi="Times New Roman" w:cs="Times New Roman" w:eastAsia="Times New Roman"/>
-          <w:b w:val="0"/>
-          <w:i w:val="0"/>
-          <w:color w:val="000000"/>
-          <w:sz w:val="22"/>
-        </w:rPr>
-        <w:t>сведения о пробеге при страховании;</w:t>
+        <w:t>• предстраховые фотографии;</w:t>
       </w:r>
     </w:p>
     <w:p>
       <w:pPr>
-        <w:spacing w:after="40"/>
-        <w:ind w:left="510" w:hanging="227"/>
+        <w:widowControl/>
+        <w:ind w:left="317" w:hanging="230"/>
         <w:jc w:val="both"/>
       </w:pPr>
       <w:r>
         <w:rPr>
-          <w:rFonts w:ascii="Times New Roman" w:hAnsi="Times New Roman" w:cs="Times New Roman" w:eastAsia="Times New Roman"/>
-          <w:color w:val="000000"/>
-          <w:sz w:val="22"/>
+          <w:rFonts w:ascii="Times New Roman" w:hAnsi="Times New Roman" w:eastAsia="Times New Roman"/>
+          <w:b w:val="0"/>
         </w:rPr>
-        <w:t xml:space="preserve">• </w:t>
-      </w:r>
-      <w:r>
-        <w:rPr>
-          <w:rFonts w:ascii="Times New Roman" w:hAnsi="Times New Roman" w:cs="Times New Roman" w:eastAsia="Times New Roman"/>
-          <w:b w:val="0"/>
-          <w:i w:val="0"/>
-          <w:color w:val="000000"/>
-          <w:sz w:val="22"/>
-        </w:rPr>
-        <w:t>полный страховой акт № 065/23-04-001505/01/05;</w:t>
+        <w:t>• перечень ранее имевшихся повреждений;</w:t>
       </w:r>
     </w:p>
     <w:p>
       <w:pPr>
-        <w:spacing w:after="40"/>
-        <w:ind w:left="510" w:hanging="227"/>
+        <w:widowControl/>
+        <w:ind w:left="317" w:hanging="230"/>
         <w:jc w:val="both"/>
       </w:pPr>
       <w:r>
         <w:rPr>
-          <w:rFonts w:ascii="Times New Roman" w:hAnsi="Times New Roman" w:cs="Times New Roman" w:eastAsia="Times New Roman"/>
-          <w:color w:val="000000"/>
-          <w:sz w:val="22"/>
+          <w:rFonts w:ascii="Times New Roman" w:hAnsi="Times New Roman" w:eastAsia="Times New Roman"/>
+          <w:b w:val="0"/>
         </w:rPr>
-        <w:t xml:space="preserve">• </w:t>
-      </w:r>
-      <w:r>
-        <w:rPr>
-          <w:rFonts w:ascii="Times New Roman" w:hAnsi="Times New Roman" w:cs="Times New Roman" w:eastAsia="Times New Roman"/>
-          <w:b w:val="0"/>
-          <w:i w:val="0"/>
-          <w:color w:val="000000"/>
-          <w:sz w:val="22"/>
-        </w:rPr>
-        <w:t>полное Соглашение № 065/23-04-001505/01/06;</w:t>
+        <w:t>• сведения о пробеге при страховании;</w:t>
       </w:r>
     </w:p>
     <w:p>
       <w:pPr>
-        <w:spacing w:after="40"/>
-        <w:ind w:left="510" w:hanging="227"/>
+        <w:widowControl/>
+        <w:ind w:left="317" w:hanging="230"/>
         <w:jc w:val="both"/>
       </w:pPr>
       <w:r>
         <w:rPr>
-          <w:rFonts w:ascii="Times New Roman" w:hAnsi="Times New Roman" w:cs="Times New Roman" w:eastAsia="Times New Roman"/>
-          <w:color w:val="000000"/>
-          <w:sz w:val="22"/>
+          <w:rFonts w:ascii="Times New Roman" w:hAnsi="Times New Roman" w:eastAsia="Times New Roman"/>
+          <w:b w:val="0"/>
         </w:rPr>
-        <w:t xml:space="preserve">• </w:t>
-      </w:r>
-      <w:r>
-        <w:rPr>
-          <w:rFonts w:ascii="Times New Roman" w:hAnsi="Times New Roman" w:cs="Times New Roman" w:eastAsia="Times New Roman"/>
-          <w:b w:val="0"/>
-          <w:i w:val="0"/>
-          <w:color w:val="000000"/>
-          <w:sz w:val="22"/>
-        </w:rPr>
-        <w:t>калькуляцию суммы 57 100 руб.;</w:t>
+        <w:t>• полный страховой акт № 065/23-04-001505/01/05;</w:t>
       </w:r>
     </w:p>
     <w:p>
       <w:pPr>
-        <w:spacing w:after="40"/>
-        <w:ind w:left="510" w:hanging="227"/>
+        <w:widowControl/>
+        <w:ind w:left="317" w:hanging="230"/>
         <w:jc w:val="both"/>
       </w:pPr>
       <w:r>
         <w:rPr>
-          <w:rFonts w:ascii="Times New Roman" w:hAnsi="Times New Roman" w:cs="Times New Roman" w:eastAsia="Times New Roman"/>
-          <w:color w:val="000000"/>
-          <w:sz w:val="22"/>
+          <w:rFonts w:ascii="Times New Roman" w:hAnsi="Times New Roman" w:eastAsia="Times New Roman"/>
+          <w:b w:val="0"/>
         </w:rPr>
-        <w:t xml:space="preserve">• </w:t>
-      </w:r>
-      <w:r>
-        <w:rPr>
-          <w:rFonts w:ascii="Times New Roman" w:hAnsi="Times New Roman" w:cs="Times New Roman" w:eastAsia="Times New Roman"/>
-          <w:b w:val="0"/>
-          <w:i w:val="0"/>
-          <w:color w:val="000000"/>
-          <w:sz w:val="22"/>
-        </w:rPr>
-        <w:t>материалы ОСАГО;</w:t>
+        <w:t>• полное Соглашение № 065/23-04-001505/01/06;</w:t>
       </w:r>
     </w:p>
     <w:p>
       <w:pPr>
-        <w:spacing w:after="40"/>
-        <w:ind w:left="510" w:hanging="227"/>
+        <w:widowControl/>
+        <w:ind w:left="317" w:hanging="230"/>
         <w:jc w:val="both"/>
       </w:pPr>
       <w:r>
         <w:rPr>
-          <w:rFonts w:ascii="Times New Roman" w:hAnsi="Times New Roman" w:cs="Times New Roman" w:eastAsia="Times New Roman"/>
-          <w:color w:val="000000"/>
-          <w:sz w:val="22"/>
+          <w:rFonts w:ascii="Times New Roman" w:hAnsi="Times New Roman" w:eastAsia="Times New Roman"/>
+          <w:b w:val="0"/>
         </w:rPr>
-        <w:t xml:space="preserve">• </w:t>
-      </w:r>
-      <w:r>
-        <w:rPr>
-          <w:rFonts w:ascii="Times New Roman" w:hAnsi="Times New Roman" w:cs="Times New Roman" w:eastAsia="Times New Roman"/>
-          <w:b w:val="0"/>
-          <w:i w:val="0"/>
-          <w:color w:val="000000"/>
-          <w:sz w:val="22"/>
-        </w:rPr>
-        <w:t>материалы ОСАГО/ПВУ и сведения о суброгации;</w:t>
+        <w:t>• калькуляцию суммы 57 100 руб.;</w:t>
       </w:r>
     </w:p>
     <w:p>
       <w:pPr>
-        <w:spacing w:after="40"/>
-        <w:ind w:left="510" w:hanging="227"/>
+        <w:widowControl/>
+        <w:ind w:left="317" w:hanging="230"/>
         <w:jc w:val="both"/>
       </w:pPr>
       <w:r>
         <w:rPr>
-          <w:rFonts w:ascii="Times New Roman" w:hAnsi="Times New Roman" w:cs="Times New Roman" w:eastAsia="Times New Roman"/>
-          <w:color w:val="000000"/>
-          <w:sz w:val="22"/>
+          <w:rFonts w:ascii="Times New Roman" w:hAnsi="Times New Roman" w:eastAsia="Times New Roman"/>
+          <w:b w:val="0"/>
         </w:rPr>
-        <w:t xml:space="preserve">• </w:t>
-      </w:r>
-      <w:r>
-        <w:rPr>
-          <w:rFonts w:ascii="Times New Roman" w:hAnsi="Times New Roman" w:cs="Times New Roman" w:eastAsia="Times New Roman"/>
-          <w:b w:val="0"/>
-          <w:i w:val="0"/>
-          <w:color w:val="000000"/>
-          <w:sz w:val="22"/>
-        </w:rPr>
-        <w:t>историю иных ДТП и страховых событий;</w:t>
+        <w:t>• материалы ОСАГО;</w:t>
       </w:r>
     </w:p>
     <w:p>
       <w:pPr>
-        <w:spacing w:after="40"/>
-        <w:ind w:left="510" w:hanging="227"/>
+        <w:widowControl/>
+        <w:ind w:left="317" w:hanging="230"/>
         <w:jc w:val="both"/>
       </w:pPr>
       <w:r>
         <w:rPr>
-          <w:rFonts w:ascii="Times New Roman" w:hAnsi="Times New Roman" w:cs="Times New Roman" w:eastAsia="Times New Roman"/>
-          <w:color w:val="000000"/>
-          <w:sz w:val="22"/>
+          <w:rFonts w:ascii="Times New Roman" w:hAnsi="Times New Roman" w:eastAsia="Times New Roman"/>
+          <w:b w:val="0"/>
         </w:rPr>
-        <w:t xml:space="preserve">• </w:t>
-      </w:r>
-      <w:r>
-        <w:rPr>
-          <w:rFonts w:ascii="Times New Roman" w:hAnsi="Times New Roman" w:cs="Times New Roman" w:eastAsia="Times New Roman"/>
-          <w:b w:val="0"/>
-          <w:i w:val="0"/>
-          <w:color w:val="000000"/>
-          <w:sz w:val="22"/>
-        </w:rPr>
-        <w:t>заключение Левинского от 07.08.2026;</w:t>
+        <w:t>• материалы ОСАГО/ПВУ и сведения о суброгации;</w:t>
       </w:r>
     </w:p>
     <w:p>
       <w:pPr>
-        <w:spacing w:after="40"/>
-        <w:ind w:left="510" w:hanging="227"/>
+        <w:widowControl/>
+        <w:ind w:left="317" w:hanging="230"/>
         <w:jc w:val="both"/>
       </w:pPr>
       <w:r>
         <w:rPr>
-          <w:rFonts w:ascii="Times New Roman" w:hAnsi="Times New Roman" w:cs="Times New Roman" w:eastAsia="Times New Roman"/>
-          <w:color w:val="000000"/>
-          <w:sz w:val="22"/>
+          <w:rFonts w:ascii="Times New Roman" w:hAnsi="Times New Roman" w:eastAsia="Times New Roman"/>
+          <w:b w:val="0"/>
         </w:rPr>
-        <w:t xml:space="preserve">• </w:t>
-      </w:r>
-      <w:r>
-        <w:rPr>
-          <w:rFonts w:ascii="Times New Roman" w:hAnsi="Times New Roman" w:cs="Times New Roman" w:eastAsia="Times New Roman"/>
-          <w:b w:val="0"/>
-          <w:i w:val="0"/>
-          <w:color w:val="000000"/>
-          <w:sz w:val="22"/>
-        </w:rPr>
-        <w:t>полный расчёт 2026 года;</w:t>
+        <w:t>• историю иных ДТП и страховых событий;</w:t>
       </w:r>
     </w:p>
     <w:p>
       <w:pPr>
-        <w:spacing w:after="40"/>
-        <w:ind w:left="510" w:hanging="227"/>
+        <w:widowControl/>
+        <w:ind w:left="317" w:hanging="230"/>
         <w:jc w:val="both"/>
       </w:pPr>
       <w:r>
         <w:rPr>
-          <w:rFonts w:ascii="Times New Roman" w:hAnsi="Times New Roman" w:cs="Times New Roman" w:eastAsia="Times New Roman"/>
-          <w:color w:val="000000"/>
-          <w:sz w:val="22"/>
+          <w:rFonts w:ascii="Times New Roman" w:hAnsi="Times New Roman" w:eastAsia="Times New Roman"/>
+          <w:b w:val="0"/>
         </w:rPr>
-        <w:t xml:space="preserve">• </w:t>
-      </w:r>
-      <w:r>
-        <w:rPr>
-          <w:rFonts w:ascii="Times New Roman" w:hAnsi="Times New Roman" w:cs="Times New Roman" w:eastAsia="Times New Roman"/>
-          <w:b w:val="0"/>
-          <w:i w:val="0"/>
-          <w:color w:val="000000"/>
-          <w:sz w:val="22"/>
-        </w:rPr>
-        <w:t>при наличии - сведения о ремонтах автомобиля после ДТП.</w:t>
+        <w:t>• заключение от 07.08.2026 полностью, с приложениями и сведениями об исполнителе и подписанте;</w:t>
       </w:r>
     </w:p>
     <w:p>
       <w:pPr>
-        <w:ind w:firstLine="709"/>
+        <w:widowControl/>
+        <w:ind w:left="317" w:hanging="230"/>
+        <w:jc w:val="both"/>
       </w:pPr>
       <w:r>
         <w:rPr>
-          <w:rFonts w:ascii="Times New Roman" w:hAnsi="Times New Roman" w:cs="Times New Roman" w:eastAsia="Times New Roman"/>
+          <w:rFonts w:ascii="Times New Roman" w:hAnsi="Times New Roman" w:eastAsia="Times New Roman"/>
           <w:b w:val="0"/>
-          <w:i w:val="0"/>
-          <w:color w:val="000000"/>
-          <w:sz w:val="22"/>
+        </w:rPr>
+        <w:t>• документы, разграничивающие договорную роль Левинского Н.К. и фактическую роль лица, выполнившего исследование;</w:t>
+      </w:r>
+    </w:p>
+    <w:p>
+      <w:pPr>
+        <w:widowControl/>
+        <w:ind w:left="317" w:hanging="230"/>
+        <w:jc w:val="both"/>
+      </w:pPr>
+      <w:r>
+        <w:rPr>
+          <w:rFonts w:ascii="Times New Roman" w:hAnsi="Times New Roman" w:eastAsia="Times New Roman"/>
+          <w:b w:val="0"/>
+        </w:rPr>
+        <w:t>• полный расчёт 2026 года;</w:t>
+      </w:r>
+    </w:p>
+    <w:p>
+      <w:pPr>
+        <w:widowControl/>
+        <w:ind w:left="317" w:hanging="230"/>
+        <w:jc w:val="both"/>
+      </w:pPr>
+      <w:r>
+        <w:rPr>
+          <w:rFonts w:ascii="Times New Roman" w:hAnsi="Times New Roman" w:eastAsia="Times New Roman"/>
+          <w:b w:val="0"/>
+        </w:rPr>
+        <w:t>• при наличии - сведения о ремонтах автомобиля после ДТП.</w:t>
+      </w:r>
+    </w:p>
+    <w:p>
+      <w:pPr>
+        <w:widowControl/>
+        <w:jc w:val="both"/>
+      </w:pPr>
+      <w:r>
+        <w:rPr>
+          <w:rFonts w:ascii="Times New Roman" w:hAnsi="Times New Roman" w:eastAsia="Times New Roman"/>
+          <w:b w:val="0"/>
         </w:rPr>
         <w:t>Экспертиза проводится по материалам дела и первичным документам; натурный осмотр транспортного средства - при сохранности относимого состояния автомобиля и если эксперт сочтёт его технически информативным. Натурный осмотр не является обязательным единственным источником исследования.</w:t>
       </w:r>
     </w:p>
     <w:p>
       <w:pPr>
-        <w:ind w:firstLine="709"/>
+        <w:widowControl/>
+        <w:jc w:val="both"/>
       </w:pPr>
       <w:r>
         <w:rPr>
-          <w:rFonts w:ascii="Times New Roman" w:hAnsi="Times New Roman" w:cs="Times New Roman" w:eastAsia="Times New Roman"/>
+          <w:rFonts w:ascii="Times New Roman" w:hAnsi="Times New Roman" w:eastAsia="Times New Roman"/>
           <w:b w:val="0"/>
-          <w:i w:val="0"/>
-          <w:color w:val="000000"/>
-          <w:sz w:val="22"/>
         </w:rPr>
         <w:t>Ответчик возражает против поручения экспертизы организации, ранее выполнявшей внесудебное исследование по заказу истца.</w:t>
       </w:r>
@@ -1620,59 +1028,52 @@
     <w:p>
       <w:pPr>
         <w:pStyle w:val="Heading2"/>
+        <w:jc w:val="left"/>
       </w:pPr>
       <w:r>
         <w:rPr>
-          <w:rFonts w:ascii="Times New Roman" w:hAnsi="Times New Roman" w:cs="Times New Roman" w:eastAsia="Times New Roman"/>
+          <w:rFonts w:ascii="Times New Roman" w:hAnsi="Times New Roman" w:eastAsia="Times New Roman"/>
           <w:b/>
-          <w:i w:val="0"/>
           <w:color w:val="000000"/>
-          <w:sz w:val="25"/>
         </w:rPr>
         <w:t>Вопрос о расходах на судебную экспертизу</w:t>
       </w:r>
     </w:p>
     <w:p>
       <w:pPr>
-        <w:ind w:firstLine="709"/>
+        <w:widowControl/>
+        <w:jc w:val="both"/>
       </w:pPr>
       <w:r>
         <w:rPr>
-          <w:rFonts w:ascii="Times New Roman" w:hAnsi="Times New Roman" w:cs="Times New Roman" w:eastAsia="Times New Roman"/>
+          <w:rFonts w:ascii="Times New Roman" w:hAnsi="Times New Roman" w:eastAsia="Times New Roman"/>
           <w:b w:val="0"/>
-          <w:i w:val="0"/>
-          <w:color w:val="000000"/>
-          <w:sz w:val="22"/>
         </w:rPr>
         <w:t>Ответчик не располагает финансовой возможностью предварительно внести значительную сумму на проведение судебной экспертизы.</w:t>
       </w:r>
     </w:p>
     <w:p>
       <w:pPr>
-        <w:ind w:firstLine="709"/>
+        <w:widowControl/>
+        <w:jc w:val="both"/>
       </w:pPr>
       <w:r>
         <w:rPr>
-          <w:rFonts w:ascii="Times New Roman" w:hAnsi="Times New Roman" w:cs="Times New Roman" w:eastAsia="Times New Roman"/>
+          <w:rFonts w:ascii="Times New Roman" w:hAnsi="Times New Roman" w:eastAsia="Times New Roman"/>
           <w:b w:val="0"/>
-          <w:i w:val="0"/>
-          <w:color w:val="000000"/>
-          <w:sz w:val="22"/>
         </w:rPr>
         <w:t>Если суд признает экспертизу необходимой, ответчик просит рассмотреть назначение экспертизы по инициативе суда либо освобождение от расходов полностью или уменьшение их размера с учётом имущественного положения ответчика в порядке чч. 2–3 ст. 96 ГПК РФ.</w:t>
       </w:r>
     </w:p>
     <w:p>
       <w:pPr>
-        <w:ind w:firstLine="709"/>
+        <w:widowControl/>
+        <w:jc w:val="both"/>
       </w:pPr>
       <w:r>
         <w:rPr>
-          <w:rFonts w:ascii="Times New Roman" w:hAnsi="Times New Roman" w:cs="Times New Roman" w:eastAsia="Times New Roman"/>
+          <w:rFonts w:ascii="Times New Roman" w:hAnsi="Times New Roman" w:eastAsia="Times New Roman"/>
           <w:b w:val="0"/>
-          <w:i w:val="0"/>
-          <w:color w:val="000000"/>
-          <w:sz w:val="22"/>
         </w:rPr>
         <w:t>Согласно ч. 4 ст. 79 ГПК РФ при невнесении стороной денежных сумм на проведение экспертизы суд вправе отклонить её ходатайство. Вместе с тем, если дело не может быть рассмотрено и решение принято на основании иных представленных доказательств, суд вправе назначить экспертизу по собственной инициативе.</w:t>
       </w:r>
@@ -1680,123 +1081,81 @@
     <w:p>
       <w:pPr>
         <w:pStyle w:val="Heading2"/>
+        <w:jc w:val="left"/>
       </w:pPr>
       <w:r>
         <w:rPr>
-          <w:rFonts w:ascii="Times New Roman" w:hAnsi="Times New Roman" w:cs="Times New Roman" w:eastAsia="Times New Roman"/>
+          <w:rFonts w:ascii="Times New Roman" w:hAnsi="Times New Roman" w:eastAsia="Times New Roman"/>
           <w:b/>
-          <w:i w:val="0"/>
           <w:color w:val="000000"/>
-          <w:sz w:val="25"/>
         </w:rPr>
         <w:t>Прошу суд</w:t>
       </w:r>
     </w:p>
     <w:p>
       <w:pPr>
-        <w:spacing w:after="40"/>
-        <w:ind w:left="567" w:hanging="283"/>
+        <w:widowControl/>
+        <w:ind w:left="346" w:hanging="259"/>
         <w:jc w:val="both"/>
       </w:pPr>
       <w:r>
         <w:rPr>
-          <w:rFonts w:ascii="Times New Roman" w:hAnsi="Times New Roman" w:cs="Times New Roman" w:eastAsia="Times New Roman"/>
-          <w:color w:val="000000"/>
-          <w:sz w:val="22"/>
+          <w:rFonts w:ascii="Times New Roman" w:hAnsi="Times New Roman" w:eastAsia="Times New Roman"/>
+          <w:b w:val="0"/>
         </w:rPr>
-        <w:t xml:space="preserve">1. </w:t>
-      </w:r>
-      <w:r>
-        <w:rPr>
-          <w:rFonts w:ascii="Times New Roman" w:hAnsi="Times New Roman" w:cs="Times New Roman" w:eastAsia="Times New Roman"/>
-          <w:b w:val="0"/>
-          <w:i w:val="0"/>
-          <w:color w:val="000000"/>
-          <w:sz w:val="22"/>
-        </w:rPr>
-        <w:t>Разрешить вопрос о судебной экспертизе как о резервном процессуальном действии после получения первичных материалов.</w:t>
+        <w:t>1. Разрешить вопрос о судебной экспертизе как о резервном процессуальном действии после получения первичных материалов.</w:t>
       </w:r>
     </w:p>
     <w:p>
       <w:pPr>
-        <w:spacing w:after="40"/>
-        <w:ind w:left="567" w:hanging="283"/>
+        <w:widowControl/>
+        <w:ind w:left="346" w:hanging="259"/>
         <w:jc w:val="both"/>
       </w:pPr>
       <w:r>
         <w:rPr>
-          <w:rFonts w:ascii="Times New Roman" w:hAnsi="Times New Roman" w:cs="Times New Roman" w:eastAsia="Times New Roman"/>
-          <w:color w:val="000000"/>
-          <w:sz w:val="22"/>
+          <w:rFonts w:ascii="Times New Roman" w:hAnsi="Times New Roman" w:eastAsia="Times New Roman"/>
+          <w:b w:val="0"/>
         </w:rPr>
-        <w:t xml:space="preserve">2. </w:t>
-      </w:r>
-      <w:r>
-        <w:rPr>
-          <w:rFonts w:ascii="Times New Roman" w:hAnsi="Times New Roman" w:cs="Times New Roman" w:eastAsia="Times New Roman"/>
-          <w:b w:val="0"/>
-          <w:i w:val="0"/>
-          <w:color w:val="000000"/>
-          <w:sz w:val="22"/>
-        </w:rPr>
-        <w:t>При сохранении технических противоречий назначить экспертизу, поставив перед экспертом все перечисленные вопросы и потребовав отдельного ответа по каждой из десяти позиций.</w:t>
+        <w:t>2. При сохранении технических противоречий назначить экспертизу, поставив перед экспертом все перечисленные вопросы и потребовав отдельного ответа по каждой из десяти позиций.</w:t>
       </w:r>
     </w:p>
     <w:p>
       <w:pPr>
-        <w:spacing w:after="40"/>
-        <w:ind w:left="567" w:hanging="283"/>
+        <w:widowControl/>
+        <w:ind w:left="346" w:hanging="259"/>
         <w:jc w:val="both"/>
       </w:pPr>
       <w:r>
         <w:rPr>
-          <w:rFonts w:ascii="Times New Roman" w:hAnsi="Times New Roman" w:cs="Times New Roman" w:eastAsia="Times New Roman"/>
-          <w:color w:val="000000"/>
-          <w:sz w:val="22"/>
+          <w:rFonts w:ascii="Times New Roman" w:hAnsi="Times New Roman" w:eastAsia="Times New Roman"/>
+          <w:b w:val="0"/>
         </w:rPr>
-        <w:t xml:space="preserve">3. </w:t>
-      </w:r>
-      <w:r>
-        <w:rPr>
-          <w:rFonts w:ascii="Times New Roman" w:hAnsi="Times New Roman" w:cs="Times New Roman" w:eastAsia="Times New Roman"/>
-          <w:b w:val="0"/>
-          <w:i w:val="0"/>
-          <w:color w:val="000000"/>
-          <w:sz w:val="22"/>
-        </w:rPr>
-        <w:t>Разрешить вопрос о финансировании экспертизы в порядке, указанном выше, без препятствования установлению обстоятельств, требующих специальных знаний.</w:t>
+        <w:t>3. Разрешить вопрос о финансировании экспертизы в порядке, указанном выше, без препятствования установлению обстоятельств, требующих специальных знаний.</w:t>
       </w:r>
     </w:p>
     <w:p>
       <w:pPr>
-        <w:spacing w:after="40"/>
-        <w:ind w:firstLine="0"/>
-        <w:jc w:val="left"/>
+        <w:widowControl/>
+        <w:jc w:val="both"/>
       </w:pPr>
       <w:r>
         <w:rPr>
-          <w:rFonts w:ascii="Times New Roman" w:hAnsi="Times New Roman" w:cs="Times New Roman" w:eastAsia="Times New Roman"/>
-          <w:b/>
-          <w:i w:val="0"/>
-          <w:color w:val="000000"/>
-          <w:sz w:val="22"/>
+          <w:rFonts w:ascii="Times New Roman" w:hAnsi="Times New Roman" w:eastAsia="Times New Roman"/>
+          <w:b w:val="0"/>
         </w:rPr>
         <w:t>Ответчик: __________ / Димитриева М.В. /</w:t>
       </w:r>
     </w:p>
     <w:p>
       <w:pPr>
-        <w:spacing w:after="40"/>
-        <w:ind w:firstLine="0"/>
-        <w:jc w:val="left"/>
+        <w:widowControl/>
+        <w:jc w:val="both"/>
       </w:pPr>
       <w:r>
         <w:rPr>
-          <w:rFonts w:ascii="Times New Roman" w:hAnsi="Times New Roman" w:cs="Times New Roman" w:eastAsia="Times New Roman"/>
+          <w:rFonts w:ascii="Times New Roman" w:hAnsi="Times New Roman" w:eastAsia="Times New Roman"/>
           <w:b w:val="0"/>
-          <w:i w:val="0"/>
-          <w:color w:val="000000"/>
-          <w:sz w:val="22"/>
         </w:rPr>
         <w:t>Дата: __________</w:t>
       </w:r>
@@ -2241,7 +1600,7 @@
     <w:qFormat/>
     <w:rsid w:val="00FC693F"/>
     <w:pPr>
-      <w:spacing w:after="80" w:line="259" w:lineRule="auto"/>
+      <w:spacing w:after="100" w:line="269" w:lineRule="auto"/>
       <w:jc w:val="both"/>
     </w:pPr>
     <w:rPr>
@@ -2249,7 +1608,7 @@
       <w:b w:val="0"/>
       <w:i w:val="0"/>
       <w:color w:val="000000"/>
-      <w:sz w:val="22"/>
+      <w:sz w:val="21"/>
     </w:rPr>
   </w:style>
   <w:style w:type="paragraph" w:styleId="Header">
@@ -2307,7 +1666,7 @@
     <w:pPr>
       <w:keepNext/>
       <w:keepLines/>
-      <w:spacing w:before="160" w:after="80"/>
+      <w:spacing w:before="180" w:after="100"/>
       <w:outlineLvl w:val="0"/>
     </w:pPr>
     <w:rPr>
@@ -2316,7 +1675,7 @@
       <w:bCs/>
       <w:i w:val="0"/>
       <w:color w:val="000000"/>
-      <w:sz w:val="30"/>
+      <w:sz w:val="26"/>
       <w:szCs w:val="28"/>
     </w:rPr>
   </w:style>
@@ -2332,7 +1691,7 @@
     <w:pPr>
       <w:keepNext/>
       <w:keepLines/>
-      <w:spacing w:before="160" w:after="80"/>
+      <w:spacing w:before="180" w:after="100"/>
       <w:outlineLvl w:val="1"/>
     </w:pPr>
     <w:rPr>
@@ -2341,7 +1700,7 @@
       <w:bCs/>
       <w:i w:val="0"/>
       <w:color w:val="000000"/>
-      <w:sz w:val="25"/>
+      <w:sz w:val="23"/>
       <w:szCs w:val="26"/>
     </w:rPr>
   </w:style>
@@ -2357,7 +1716,7 @@
     <w:pPr>
       <w:keepNext/>
       <w:keepLines/>
-      <w:spacing w:before="160" w:after="80"/>
+      <w:spacing w:before="180" w:after="100"/>
       <w:outlineLvl w:val="2"/>
     </w:pPr>
     <w:rPr>
@@ -2366,7 +1725,7 @@
       <w:bCs/>
       <w:i w:val="0"/>
       <w:color w:val="000000"/>
-      <w:sz w:val="23"/>
+      <w:sz w:val="21"/>
     </w:rPr>
   </w:style>
   <w:style w:type="paragraph" w:styleId="Heading4">
@@ -2598,10 +1957,8 @@
     <w:rsid w:val="00FC693F"/>
     <w:pPr>
       <w:keepNext/>
-      <w:pBdr>
-        <w:bottom w:val="single" w:sz="8" w:space="4" w:color="4F81BD" w:themeColor="accent1"/>
-      </w:pBdr>
-      <w:spacing w:after="80" w:line="240" w:lineRule="auto" w:before="160"/>
+      <w:keepLines/>
+      <w:spacing w:after="100" w:line="240" w:lineRule="auto" w:before="180"/>
       <w:contextualSpacing/>
     </w:pPr>
     <w:rPr>
@@ -2644,12 +2001,13 @@
       </w:numPr>
     </w:pPr>
     <w:rPr>
-      <w:rFonts w:asciiTheme="majorHAnsi" w:eastAsiaTheme="majorEastAsia" w:hAnsiTheme="majorHAnsi" w:cstheme="majorBidi"/>
+      <w:rFonts w:asciiTheme="majorHAnsi" w:eastAsiaTheme="majorEastAsia" w:hAnsiTheme="majorHAnsi" w:cstheme="majorBidi" w:ascii="Times New Roman" w:hAnsi="Times New Roman" w:eastAsia="Times New Roman" w:cs="Times New Roman"/>
+      <w:b w:val="0"/>
       <w:i/>
       <w:iCs/>
-      <w:color w:val="4F81BD" w:themeColor="accent1"/>
+      <w:color w:val="000000"/>
       <w:spacing w:val="15"/>
-      <w:sz w:val="24"/>
+      <w:sz w:val="21"/>
       <w:szCs w:val="24"/>
     </w:rPr>
   </w:style>
